--- a/GE02  Predefined Classes Objects Methods and Decisions Structures - Cole Nordstrom.docx
+++ b/GE02  Predefined Classes Objects Methods and Decisions Structures - Cole Nordstrom.docx
@@ -3518,179 +3518,205 @@
         <w:t>3 Reflection</w:t>
       </w:r>
     </w:p>
-    <w:sdt>
-      <w:sdtPr>
-        <w:tag w:val="goog_rdk_6"/>
-        <w:id w:val="1804543656"/>
-        <w:lock w:val="contentLocked"/>
-      </w:sdtPr>
-      <w:sdtContent>
-        <w:tbl>
-          <w:tblPr>
-            <w:tblStyle w:val="af"/>
-            <w:tblW w:w="8640" w:type="dxa"/>
-            <w:tblInd w:w="720" w:type="dxa"/>
-            <w:tblBorders>
-              <w:top w:val="single" w:sz="8" w:space="0" w:color="000000"/>
-              <w:left w:val="single" w:sz="8" w:space="0" w:color="000000"/>
-              <w:bottom w:val="single" w:sz="8" w:space="0" w:color="000000"/>
-              <w:right w:val="single" w:sz="8" w:space="0" w:color="000000"/>
-              <w:insideH w:val="single" w:sz="8" w:space="0" w:color="000000"/>
-              <w:insideV w:val="single" w:sz="8" w:space="0" w:color="000000"/>
-            </w:tblBorders>
-            <w:tblLayout w:type="fixed"/>
-            <w:tblLook w:val="0600" w:firstRow="0" w:lastRow="0" w:firstColumn="0" w:lastColumn="0" w:noHBand="1" w:noVBand="1"/>
-          </w:tblPr>
-          <w:tblGrid>
-            <w:gridCol w:w="8640"/>
-          </w:tblGrid>
-          <w:tr>
-            <w:tc>
-              <w:tcPr>
-                <w:tcW w:w="8640" w:type="dxa"/>
-                <w:shd w:val="clear" w:color="auto" w:fill="FFF2CC"/>
-                <w:tcMar>
-                  <w:top w:w="100" w:type="dxa"/>
-                  <w:left w:w="100" w:type="dxa"/>
-                  <w:bottom w:w="100" w:type="dxa"/>
-                  <w:right w:w="100" w:type="dxa"/>
-                </w:tcMar>
-              </w:tcPr>
-              <w:p>
-                <w:pPr>
-                  <w:spacing w:line="240" w:lineRule="auto"/>
-                  <w:ind w:left="0"/>
-                </w:pPr>
-                <w:r>
-                  <w:t>1. Describe something from module 1 that you were able to understand better when writing your code for this assignment.</w:t>
-                </w:r>
-              </w:p>
-              <w:p>
-                <w:pPr>
-                  <w:spacing w:line="240" w:lineRule="auto"/>
-                  <w:ind w:left="0"/>
-                </w:pPr>
-              </w:p>
-              <w:p>
-                <w:pPr>
-                  <w:widowControl w:val="0"/>
-                  <w:spacing w:line="240" w:lineRule="auto"/>
-                  <w:ind w:left="0"/>
-                  <w:rPr>
-                    <w:rFonts w:ascii="Calibri" w:eastAsia="Calibri" w:hAnsi="Calibri" w:cs="Calibri"/>
-                  </w:rPr>
-                </w:pPr>
-              </w:p>
-            </w:tc>
-          </w:tr>
-          <w:tr>
-            <w:tc>
-              <w:tcPr>
-                <w:tcW w:w="8640" w:type="dxa"/>
-                <w:shd w:val="clear" w:color="auto" w:fill="FFF2CC"/>
-                <w:tcMar>
-                  <w:top w:w="100" w:type="dxa"/>
-                  <w:left w:w="100" w:type="dxa"/>
-                  <w:bottom w:w="100" w:type="dxa"/>
-                  <w:right w:w="100" w:type="dxa"/>
-                </w:tcMar>
-              </w:tcPr>
-              <w:p>
-                <w:pPr>
-                  <w:spacing w:line="240" w:lineRule="auto"/>
-                  <w:ind w:left="0"/>
-                </w:pPr>
-                <w:r>
-                  <w:t>2. Describe a moment you got “stuck” and how you worked through it (on your own, with a peer, or by searching resources).</w:t>
-                </w:r>
-              </w:p>
-              <w:p>
-                <w:pPr>
-                  <w:spacing w:line="240" w:lineRule="auto"/>
-                  <w:ind w:left="0"/>
-                </w:pPr>
-              </w:p>
-              <w:p>
-                <w:pPr>
-                  <w:spacing w:line="240" w:lineRule="auto"/>
-                  <w:ind w:left="0"/>
-                </w:pPr>
-              </w:p>
-            </w:tc>
-          </w:tr>
-          <w:tr>
-            <w:tc>
-              <w:tcPr>
-                <w:tcW w:w="8640" w:type="dxa"/>
-                <w:shd w:val="clear" w:color="auto" w:fill="FFF2CC"/>
-                <w:tcMar>
-                  <w:top w:w="100" w:type="dxa"/>
-                  <w:left w:w="100" w:type="dxa"/>
-                  <w:bottom w:w="100" w:type="dxa"/>
-                  <w:right w:w="100" w:type="dxa"/>
-                </w:tcMar>
-              </w:tcPr>
-              <w:p>
-                <w:pPr>
-                  <w:spacing w:line="240" w:lineRule="auto"/>
-                  <w:ind w:left="0"/>
-                </w:pPr>
-                <w:r>
-                  <w:t>3. Describe something you didn’t understand from a lecture in module 02 that you understand better from writing the code.</w:t>
-                </w:r>
-              </w:p>
-              <w:p>
-                <w:pPr>
-                  <w:spacing w:line="240" w:lineRule="auto"/>
-                  <w:ind w:left="0"/>
-                </w:pPr>
-              </w:p>
-              <w:p>
-                <w:pPr>
-                  <w:spacing w:line="240" w:lineRule="auto"/>
-                  <w:ind w:left="0"/>
-                </w:pPr>
-              </w:p>
-            </w:tc>
-          </w:tr>
-          <w:tr>
-            <w:tc>
-              <w:tcPr>
-                <w:tcW w:w="8640" w:type="dxa"/>
-                <w:shd w:val="clear" w:color="auto" w:fill="FFF2CC"/>
-                <w:tcMar>
-                  <w:top w:w="100" w:type="dxa"/>
-                  <w:left w:w="100" w:type="dxa"/>
-                  <w:bottom w:w="100" w:type="dxa"/>
-                  <w:right w:w="100" w:type="dxa"/>
-                </w:tcMar>
-              </w:tcPr>
-              <w:p>
-                <w:pPr>
-                  <w:spacing w:line="240" w:lineRule="auto"/>
-                  <w:ind w:left="0"/>
-                </w:pPr>
-                <w:r>
-                  <w:t>4. Describe something you have been doing outside of class that is helping you understand the concepts better.</w:t>
-                </w:r>
-              </w:p>
-              <w:p>
-                <w:pPr>
-                  <w:spacing w:line="240" w:lineRule="auto"/>
-                  <w:ind w:left="0"/>
-                </w:pPr>
-              </w:p>
-              <w:p>
-                <w:pPr>
-                  <w:spacing w:line="240" w:lineRule="auto"/>
-                  <w:ind w:left="0"/>
-                </w:pPr>
-              </w:p>
-            </w:tc>
-          </w:tr>
-        </w:tbl>
-      </w:sdtContent>
-    </w:sdt>
+    <w:tbl>
+      <w:tblPr>
+        <w:tblStyle w:val="af"/>
+        <w:tblW w:w="8640" w:type="dxa"/>
+        <w:tblInd w:w="720" w:type="dxa"/>
+        <w:tblBorders>
+          <w:top w:val="single" w:sz="8" w:space="0" w:color="000000"/>
+          <w:left w:val="single" w:sz="8" w:space="0" w:color="000000"/>
+          <w:bottom w:val="single" w:sz="8" w:space="0" w:color="000000"/>
+          <w:right w:val="single" w:sz="8" w:space="0" w:color="000000"/>
+          <w:insideH w:val="single" w:sz="8" w:space="0" w:color="000000"/>
+          <w:insideV w:val="single" w:sz="8" w:space="0" w:color="000000"/>
+        </w:tblBorders>
+        <w:tblLayout w:type="fixed"/>
+        <w:tblLook w:val="0600" w:firstRow="0" w:lastRow="0" w:firstColumn="0" w:lastColumn="0" w:noHBand="1" w:noVBand="1"/>
+      </w:tblPr>
+      <w:tblGrid>
+        <w:gridCol w:w="8640"/>
+      </w:tblGrid>
+      <w:tr>
+        <w:tc>
+          <w:tcPr>
+            <w:tcW w:w="8640" w:type="dxa"/>
+            <w:shd w:val="clear" w:color="auto" w:fill="FFF2CC"/>
+            <w:tcMar>
+              <w:top w:w="100" w:type="dxa"/>
+              <w:left w:w="100" w:type="dxa"/>
+              <w:bottom w:w="100" w:type="dxa"/>
+              <w:right w:w="100" w:type="dxa"/>
+            </w:tcMar>
+          </w:tcPr>
+          <w:p>
+            <w:pPr>
+              <w:spacing w:line="240" w:lineRule="auto"/>
+              <w:ind w:left="0"/>
+            </w:pPr>
+            <w:r>
+              <w:t>1. Describe something from module 1 that you were able to understand better when writing your code for this assignment.</w:t>
+            </w:r>
+          </w:p>
+          <w:p>
+            <w:pPr>
+              <w:spacing w:line="240" w:lineRule="auto"/>
+              <w:ind w:left="0"/>
+            </w:pPr>
+          </w:p>
+          <w:p>
+            <w:pPr>
+              <w:widowControl w:val="0"/>
+              <w:spacing w:line="240" w:lineRule="auto"/>
+              <w:ind w:left="0"/>
+              <w:rPr>
+                <w:rFonts w:eastAsia="Calibri" w:cs="Calibri"/>
+                <w:color w:val="FF0000"/>
+              </w:rPr>
+            </w:pPr>
+            <w:r>
+              <w:rPr>
+                <w:rFonts w:eastAsia="Calibri" w:cs="Calibri"/>
+                <w:color w:val="FF0000"/>
+              </w:rPr>
+              <w:t>I was able to understand the names of the syntax after using more of the code. It helps me know where to put certain bits of code, and if I get an error, I now know why.</w:t>
+            </w:r>
+          </w:p>
+        </w:tc>
+      </w:tr>
+      <w:tr>
+        <w:tc>
+          <w:tcPr>
+            <w:tcW w:w="8640" w:type="dxa"/>
+            <w:shd w:val="clear" w:color="auto" w:fill="FFF2CC"/>
+            <w:tcMar>
+              <w:top w:w="100" w:type="dxa"/>
+              <w:left w:w="100" w:type="dxa"/>
+              <w:bottom w:w="100" w:type="dxa"/>
+              <w:right w:w="100" w:type="dxa"/>
+            </w:tcMar>
+          </w:tcPr>
+          <w:p>
+            <w:pPr>
+              <w:spacing w:line="240" w:lineRule="auto"/>
+              <w:ind w:left="0"/>
+            </w:pPr>
+            <w:r>
+              <w:t>2. Describe a moment you got “stuck” and how you worked through it (on your own, with a peer, or by searching resources).</w:t>
+            </w:r>
+          </w:p>
+          <w:p>
+            <w:pPr>
+              <w:spacing w:line="240" w:lineRule="auto"/>
+              <w:ind w:left="0"/>
+              <w:rPr>
+                <w:color w:val="FF0000"/>
+              </w:rPr>
+            </w:pPr>
+            <w:r>
+              <w:rPr>
+                <w:color w:val="FF0000"/>
+              </w:rPr>
+              <w:t xml:space="preserve">I was still having moments where I got caught up in my environment, but I was able to catch up and get my environment set up correctly. </w:t>
+            </w:r>
+          </w:p>
+          <w:p>
+            <w:pPr>
+              <w:spacing w:line="240" w:lineRule="auto"/>
+              <w:ind w:left="0"/>
+            </w:pPr>
+          </w:p>
+        </w:tc>
+      </w:tr>
+      <w:tr>
+        <w:tc>
+          <w:tcPr>
+            <w:tcW w:w="8640" w:type="dxa"/>
+            <w:shd w:val="clear" w:color="auto" w:fill="FFF2CC"/>
+            <w:tcMar>
+              <w:top w:w="100" w:type="dxa"/>
+              <w:left w:w="100" w:type="dxa"/>
+              <w:bottom w:w="100" w:type="dxa"/>
+              <w:right w:w="100" w:type="dxa"/>
+            </w:tcMar>
+          </w:tcPr>
+          <w:p>
+            <w:pPr>
+              <w:spacing w:line="240" w:lineRule="auto"/>
+              <w:ind w:left="0"/>
+            </w:pPr>
+            <w:r>
+              <w:t>3. Describe something you didn’t understand from a lecture in module 02 that you understand better from writing the code.</w:t>
+            </w:r>
+          </w:p>
+          <w:p>
+            <w:pPr>
+              <w:spacing w:line="240" w:lineRule="auto"/>
+              <w:ind w:left="0"/>
+              <w:rPr>
+                <w:color w:val="FF0000"/>
+              </w:rPr>
+            </w:pPr>
+            <w:r>
+              <w:rPr>
+                <w:color w:val="FF0000"/>
+              </w:rPr>
+              <w:t xml:space="preserve">I would say that predefined classes were confusing to me. I didn’t understand how they could be brought up in Eclipse; I now understand how to use them. </w:t>
+            </w:r>
+          </w:p>
+          <w:p>
+            <w:pPr>
+              <w:spacing w:line="240" w:lineRule="auto"/>
+              <w:ind w:left="0"/>
+            </w:pPr>
+          </w:p>
+        </w:tc>
+      </w:tr>
+      <w:tr>
+        <w:tc>
+          <w:tcPr>
+            <w:tcW w:w="8640" w:type="dxa"/>
+            <w:shd w:val="clear" w:color="auto" w:fill="FFF2CC"/>
+            <w:tcMar>
+              <w:top w:w="100" w:type="dxa"/>
+              <w:left w:w="100" w:type="dxa"/>
+              <w:bottom w:w="100" w:type="dxa"/>
+              <w:right w:w="100" w:type="dxa"/>
+            </w:tcMar>
+          </w:tcPr>
+          <w:p>
+            <w:pPr>
+              <w:spacing w:line="240" w:lineRule="auto"/>
+              <w:ind w:left="0"/>
+            </w:pPr>
+            <w:r>
+              <w:t>4. Describe something you have been doing outside of class that is helping you understand the concepts better.</w:t>
+            </w:r>
+          </w:p>
+          <w:p>
+            <w:pPr>
+              <w:spacing w:line="240" w:lineRule="auto"/>
+              <w:ind w:left="0"/>
+              <w:rPr>
+                <w:color w:val="FF0000"/>
+              </w:rPr>
+            </w:pPr>
+            <w:r>
+              <w:rPr>
+                <w:color w:val="FF0000"/>
+              </w:rPr>
+              <w:t xml:space="preserve">I watch YouTube videos on Java outside of class. It helps to hear from multiple people and piece all the information together. </w:t>
+            </w:r>
+          </w:p>
+          <w:p>
+            <w:pPr>
+              <w:spacing w:line="240" w:lineRule="auto"/>
+              <w:ind w:left="0"/>
+            </w:pPr>
+          </w:p>
+        </w:tc>
+      </w:tr>
+    </w:tbl>
     <w:p/>
     <w:p/>
     <w:p/>

--- a/GE02  Predefined Classes Objects Methods and Decisions Structures - Cole Nordstrom.docx
+++ b/GE02  Predefined Classes Objects Methods and Decisions Structures - Cole Nordstrom.docx
@@ -1223,9 +1223,6 @@
                     <w:spacing w:line="240" w:lineRule="auto"/>
                     <w:ind w:left="0"/>
                   </w:pPr>
-                  <w:r>
-                    <w:t>A</w:t>
-                  </w:r>
                 </w:p>
               </w:tc>
             </w:tr>
@@ -1370,7 +1367,7 @@
                     <w:ind w:left="0"/>
                   </w:pPr>
                   <w:r>
-                    <w:t>D</w:t>
+                    <w:t>Office hours</w:t>
                   </w:r>
                 </w:p>
               </w:tc>
@@ -1414,7 +1411,7 @@
                     <w:ind w:left="0"/>
                   </w:pPr>
                   <w:r>
-                    <w:t>F</w:t>
+                    <w:t>Office hours</w:t>
                   </w:r>
                 </w:p>
               </w:tc>
@@ -1468,6 +1465,52 @@
               <w:spacing w:line="240" w:lineRule="auto"/>
               <w:ind w:left="0"/>
             </w:pPr>
+            <w:r>
+              <w:rPr>
+                <w:noProof/>
+              </w:rPr>
+              <w:drawing>
+                <wp:inline distT="0" distB="0" distL="0" distR="0" wp14:anchorId="0454714C" wp14:editId="03E723DD">
+                  <wp:extent cx="2008509" cy="1950044"/>
+                  <wp:effectExtent l="0" t="0" r="0" b="0"/>
+                  <wp:docPr id="81377128" name="Picture 2"/>
+                  <wp:cNvGraphicFramePr>
+                    <a:graphicFrameLocks xmlns:a="http://schemas.openxmlformats.org/drawingml/2006/main" noChangeAspect="1"/>
+                  </wp:cNvGraphicFramePr>
+                  <a:graphic xmlns:a="http://schemas.openxmlformats.org/drawingml/2006/main">
+                    <a:graphicData uri="http://schemas.openxmlformats.org/drawingml/2006/picture">
+                      <pic:pic xmlns:pic="http://schemas.openxmlformats.org/drawingml/2006/picture">
+                        <pic:nvPicPr>
+                          <pic:cNvPr id="81377128" name="Picture 81377128"/>
+                          <pic:cNvPicPr/>
+                        </pic:nvPicPr>
+                        <pic:blipFill>
+                          <a:blip r:embed="rId10">
+                            <a:extLst>
+                              <a:ext uri="{28A0092B-C50C-407E-A947-70E740481C1C}">
+                                <a14:useLocalDpi xmlns:a14="http://schemas.microsoft.com/office/drawing/2010/main" val="0"/>
+                              </a:ext>
+                            </a:extLst>
+                          </a:blip>
+                          <a:stretch>
+                            <a:fillRect/>
+                          </a:stretch>
+                        </pic:blipFill>
+                        <pic:spPr>
+                          <a:xfrm>
+                            <a:off x="0" y="0"/>
+                            <a:ext cx="2020253" cy="1961446"/>
+                          </a:xfrm>
+                          <a:prstGeom prst="rect">
+                            <a:avLst/>
+                          </a:prstGeom>
+                        </pic:spPr>
+                      </pic:pic>
+                    </a:graphicData>
+                  </a:graphic>
+                </wp:inline>
+              </w:drawing>
+            </w:r>
           </w:p>
           <w:p>
             <w:pPr>
@@ -1504,6 +1547,43 @@
               <w:spacing w:line="240" w:lineRule="auto"/>
               <w:ind w:left="0"/>
             </w:pPr>
+            <w:r>
+              <w:drawing>
+                <wp:inline distT="0" distB="0" distL="0" distR="0" wp14:anchorId="2F0ED51F" wp14:editId="6712DC0D">
+                  <wp:extent cx="4448208" cy="4591084"/>
+                  <wp:effectExtent l="0" t="0" r="9525" b="0"/>
+                  <wp:docPr id="1068529231" name="Picture 1"/>
+                  <wp:cNvGraphicFramePr>
+                    <a:graphicFrameLocks xmlns:a="http://schemas.openxmlformats.org/drawingml/2006/main" noChangeAspect="1"/>
+                  </wp:cNvGraphicFramePr>
+                  <a:graphic xmlns:a="http://schemas.openxmlformats.org/drawingml/2006/main">
+                    <a:graphicData uri="http://schemas.openxmlformats.org/drawingml/2006/picture">
+                      <pic:pic xmlns:pic="http://schemas.openxmlformats.org/drawingml/2006/picture">
+                        <pic:nvPicPr>
+                          <pic:cNvPr id="1068529231" name=""/>
+                          <pic:cNvPicPr/>
+                        </pic:nvPicPr>
+                        <pic:blipFill>
+                          <a:blip r:embed="rId11"/>
+                          <a:stretch>
+                            <a:fillRect/>
+                          </a:stretch>
+                        </pic:blipFill>
+                        <pic:spPr>
+                          <a:xfrm>
+                            <a:off x="0" y="0"/>
+                            <a:ext cx="4448208" cy="4591084"/>
+                          </a:xfrm>
+                          <a:prstGeom prst="rect">
+                            <a:avLst/>
+                          </a:prstGeom>
+                        </pic:spPr>
+                      </pic:pic>
+                    </a:graphicData>
+                  </a:graphic>
+                </wp:inline>
+              </w:drawing>
+            </w:r>
           </w:p>
         </w:tc>
       </w:tr>
@@ -1541,6 +1621,44 @@
               <w:spacing w:line="240" w:lineRule="auto"/>
               <w:ind w:left="0"/>
             </w:pPr>
+            <w:r>
+              <w:lastRenderedPageBreak/>
+              <w:drawing>
+                <wp:inline distT="0" distB="0" distL="0" distR="0" wp14:anchorId="5194355B" wp14:editId="3DCFC2C5">
+                  <wp:extent cx="5359400" cy="3111500"/>
+                  <wp:effectExtent l="0" t="0" r="0" b="0"/>
+                  <wp:docPr id="398161162" name="Picture 1"/>
+                  <wp:cNvGraphicFramePr>
+                    <a:graphicFrameLocks xmlns:a="http://schemas.openxmlformats.org/drawingml/2006/main" noChangeAspect="1"/>
+                  </wp:cNvGraphicFramePr>
+                  <a:graphic xmlns:a="http://schemas.openxmlformats.org/drawingml/2006/main">
+                    <a:graphicData uri="http://schemas.openxmlformats.org/drawingml/2006/picture">
+                      <pic:pic xmlns:pic="http://schemas.openxmlformats.org/drawingml/2006/picture">
+                        <pic:nvPicPr>
+                          <pic:cNvPr id="398161162" name=""/>
+                          <pic:cNvPicPr/>
+                        </pic:nvPicPr>
+                        <pic:blipFill>
+                          <a:blip r:embed="rId12"/>
+                          <a:stretch>
+                            <a:fillRect/>
+                          </a:stretch>
+                        </pic:blipFill>
+                        <pic:spPr>
+                          <a:xfrm>
+                            <a:off x="0" y="0"/>
+                            <a:ext cx="5359400" cy="3111500"/>
+                          </a:xfrm>
+                          <a:prstGeom prst="rect">
+                            <a:avLst/>
+                          </a:prstGeom>
+                        </pic:spPr>
+                      </pic:pic>
+                    </a:graphicData>
+                  </a:graphic>
+                </wp:inline>
+              </w:drawing>
+            </w:r>
           </w:p>
         </w:tc>
       </w:tr>
@@ -1803,6 +1921,7 @@
         </w:numPr>
       </w:pPr>
       <w:r>
+        <w:lastRenderedPageBreak/>
         <w:t>If an invalid row is entered, print a message and end the program.</w:t>
       </w:r>
       <w:r>
@@ -1826,7 +1945,6 @@
         </w:numPr>
       </w:pPr>
       <w:r>
-        <w:lastRenderedPageBreak/>
         <w:t>Seat pricing depends only on row:</w:t>
       </w:r>
       <w:r>
@@ -2112,1400 +2230,1712 @@
         <w:tab/>
       </w:r>
     </w:p>
-    <w:sdt>
-      <w:sdtPr>
-        <w:tag w:val="goog_rdk_5"/>
-        <w:id w:val="1290407292"/>
-        <w:lock w:val="contentLocked"/>
-      </w:sdtPr>
-      <w:sdtContent>
-        <w:tbl>
-          <w:tblPr>
-            <w:tblStyle w:val="ac"/>
-            <w:tblW w:w="8640" w:type="dxa"/>
-            <w:tblInd w:w="720" w:type="dxa"/>
-            <w:tblBorders>
-              <w:top w:val="single" w:sz="8" w:space="0" w:color="000000"/>
-              <w:left w:val="single" w:sz="8" w:space="0" w:color="000000"/>
-              <w:bottom w:val="single" w:sz="8" w:space="0" w:color="000000"/>
-              <w:right w:val="single" w:sz="8" w:space="0" w:color="000000"/>
-              <w:insideH w:val="single" w:sz="8" w:space="0" w:color="000000"/>
-              <w:insideV w:val="single" w:sz="8" w:space="0" w:color="000000"/>
-            </w:tblBorders>
-            <w:tblLayout w:type="fixed"/>
-            <w:tblLook w:val="0600" w:firstRow="0" w:lastRow="0" w:firstColumn="0" w:lastColumn="0" w:noHBand="1" w:noVBand="1"/>
-          </w:tblPr>
-          <w:tblGrid>
-            <w:gridCol w:w="8640"/>
-          </w:tblGrid>
-          <w:tr>
-            <w:tc>
-              <w:tcPr>
-                <w:tcW w:w="8640" w:type="dxa"/>
-                <w:shd w:val="clear" w:color="auto" w:fill="FFF2CC"/>
-                <w:tcMar>
-                  <w:top w:w="100" w:type="dxa"/>
-                  <w:left w:w="100" w:type="dxa"/>
-                  <w:bottom w:w="100" w:type="dxa"/>
-                  <w:right w:w="100" w:type="dxa"/>
-                </w:tcMar>
-              </w:tcPr>
-              <w:p>
-                <w:pPr>
-                  <w:spacing w:line="240" w:lineRule="auto"/>
-                  <w:ind w:left="0"/>
-                </w:pPr>
-                <w:r>
-                  <w:t xml:space="preserve">1. In </w:t>
-                </w:r>
-                <w:r>
-                  <w:rPr>
-                    <w:b/>
-                  </w:rPr>
-                  <w:t>one or two sentences</w:t>
-                </w:r>
-                <w:r>
-                  <w:t>, restate the problem in your own words (inputs, outputs, rules).</w:t>
-                </w:r>
-              </w:p>
-              <w:p>
-                <w:pPr>
-                  <w:widowControl w:val="0"/>
-                  <w:spacing w:line="240" w:lineRule="auto"/>
-                  <w:ind w:left="0"/>
-                  <w:rPr>
-                    <w:rFonts w:ascii="Calibri" w:eastAsia="Calibri" w:hAnsi="Calibri" w:cs="Calibri"/>
-                  </w:rPr>
-                </w:pPr>
-              </w:p>
-            </w:tc>
-          </w:tr>
-          <w:tr>
-            <w:tc>
-              <w:tcPr>
-                <w:tcW w:w="8640" w:type="dxa"/>
-                <w:shd w:val="clear" w:color="auto" w:fill="FFF2CC"/>
-                <w:tcMar>
-                  <w:top w:w="100" w:type="dxa"/>
-                  <w:left w:w="100" w:type="dxa"/>
-                  <w:bottom w:w="100" w:type="dxa"/>
-                  <w:right w:w="100" w:type="dxa"/>
-                </w:tcMar>
-              </w:tcPr>
-              <w:p>
-                <w:pPr>
-                  <w:spacing w:line="240" w:lineRule="auto"/>
-                  <w:ind w:left="0"/>
-                </w:pPr>
-                <w:r>
-                  <w:t xml:space="preserve">2. Identify </w:t>
-                </w:r>
-                <w:r>
-                  <w:rPr>
-                    <w:b/>
-                  </w:rPr>
-                  <w:t>data types</w:t>
-                </w:r>
-                <w:r>
-                  <w:t xml:space="preserve"> needed for each input and for price:</w:t>
-                </w:r>
-              </w:p>
-              <w:p>
-                <w:pPr>
-                  <w:spacing w:before="240" w:after="240" w:line="240" w:lineRule="auto"/>
-                  <w:ind w:left="0"/>
-                </w:pPr>
-                <w:r>
-                  <w:t>Section:</w:t>
-                </w:r>
-              </w:p>
-              <w:p>
-                <w:pPr>
-                  <w:spacing w:before="240" w:after="240" w:line="240" w:lineRule="auto"/>
-                  <w:ind w:left="0"/>
-                </w:pPr>
-                <w:r>
-                  <w:t>Row:</w:t>
-                </w:r>
-              </w:p>
-              <w:p>
-                <w:pPr>
-                  <w:spacing w:before="240" w:after="240" w:line="240" w:lineRule="auto"/>
-                  <w:ind w:left="0"/>
-                </w:pPr>
-                <w:r>
-                  <w:t xml:space="preserve">Price: </w:t>
-                </w:r>
-              </w:p>
-            </w:tc>
-          </w:tr>
-          <w:tr>
-            <w:tc>
-              <w:tcPr>
-                <w:tcW w:w="8640" w:type="dxa"/>
-                <w:shd w:val="clear" w:color="auto" w:fill="FFF2CC"/>
-                <w:tcMar>
-                  <w:top w:w="100" w:type="dxa"/>
-                  <w:left w:w="100" w:type="dxa"/>
-                  <w:bottom w:w="100" w:type="dxa"/>
-                  <w:right w:w="100" w:type="dxa"/>
-                </w:tcMar>
-              </w:tcPr>
-              <w:p>
-                <w:pPr>
-                  <w:spacing w:line="240" w:lineRule="auto"/>
-                  <w:ind w:left="0"/>
-                </w:pPr>
-                <w:r>
-                  <w:t>3. Evaluate Section Values that are inputted by the user</w:t>
-                </w:r>
-              </w:p>
-              <w:p>
-                <w:pPr>
-                  <w:spacing w:line="240" w:lineRule="auto"/>
-                  <w:ind w:left="0"/>
-                </w:pPr>
-                <w:r>
-                  <w:t xml:space="preserve">Create at least </w:t>
-                </w:r>
-                <w:r>
-                  <w:rPr>
-                    <w:b/>
-                  </w:rPr>
-                  <w:t>2 more</w:t>
-                </w:r>
-                <w:r>
-                  <w:t xml:space="preserve"> test cases covering at least </w:t>
-                </w:r>
-              </w:p>
-              <w:p>
-                <w:pPr>
-                  <w:numPr>
-                    <w:ilvl w:val="0"/>
-                    <w:numId w:val="6"/>
-                  </w:numPr>
-                  <w:spacing w:line="240" w:lineRule="auto"/>
-                  <w:ind w:firstLine="360"/>
-                </w:pPr>
-                <w:r>
-                  <w:lastRenderedPageBreak/>
-                  <w:t>1 valid inputs one upper case and one lower case example</w:t>
-                </w:r>
-              </w:p>
-              <w:p>
-                <w:pPr>
-                  <w:numPr>
-                    <w:ilvl w:val="0"/>
-                    <w:numId w:val="6"/>
-                  </w:numPr>
-                  <w:spacing w:line="240" w:lineRule="auto"/>
-                  <w:ind w:firstLine="360"/>
-                </w:pPr>
-                <w:r>
-                  <w:t xml:space="preserve">1 invalid input </w:t>
-                </w:r>
-              </w:p>
-              <w:p>
-                <w:pPr>
-                  <w:spacing w:line="240" w:lineRule="auto"/>
-                  <w:ind w:left="0"/>
-                </w:pPr>
-              </w:p>
-              <w:sdt>
-                <w:sdtPr>
-                  <w:tag w:val="goog_rdk_3"/>
-                  <w:id w:val="-703297820"/>
-                  <w:lock w:val="contentLocked"/>
-                </w:sdtPr>
-                <w:sdtContent>
-                  <w:tbl>
-                    <w:tblPr>
-                      <w:tblStyle w:val="ad"/>
-                      <w:tblW w:w="8415" w:type="dxa"/>
-                      <w:tblInd w:w="0" w:type="dxa"/>
-                      <w:tblBorders>
-                        <w:top w:val="single" w:sz="8" w:space="0" w:color="000000"/>
-                        <w:left w:val="single" w:sz="8" w:space="0" w:color="000000"/>
-                        <w:bottom w:val="single" w:sz="8" w:space="0" w:color="000000"/>
-                        <w:right w:val="single" w:sz="8" w:space="0" w:color="000000"/>
-                        <w:insideH w:val="single" w:sz="8" w:space="0" w:color="000000"/>
-                        <w:insideV w:val="single" w:sz="8" w:space="0" w:color="000000"/>
-                      </w:tblBorders>
-                      <w:tblLayout w:type="fixed"/>
-                      <w:tblLook w:val="0600" w:firstRow="0" w:lastRow="0" w:firstColumn="0" w:lastColumn="0" w:noHBand="1" w:noVBand="1"/>
-                    </w:tblPr>
-                    <w:tblGrid>
-                      <w:gridCol w:w="1875"/>
-                      <w:gridCol w:w="3255"/>
-                      <w:gridCol w:w="3285"/>
-                    </w:tblGrid>
-                    <w:tr>
-                      <w:tc>
-                        <w:tcPr>
-                          <w:tcW w:w="1875" w:type="dxa"/>
-                          <w:shd w:val="clear" w:color="auto" w:fill="D9D9D9"/>
-                          <w:tcMar>
-                            <w:top w:w="100" w:type="dxa"/>
-                            <w:left w:w="100" w:type="dxa"/>
-                            <w:bottom w:w="100" w:type="dxa"/>
-                            <w:right w:w="100" w:type="dxa"/>
-                          </w:tcMar>
-                        </w:tcPr>
-                        <w:p>
-                          <w:pPr>
-                            <w:widowControl w:val="0"/>
-                            <w:pBdr>
-                              <w:top w:val="nil"/>
-                              <w:left w:val="nil"/>
-                              <w:bottom w:val="nil"/>
-                              <w:right w:val="nil"/>
-                              <w:between w:val="nil"/>
-                            </w:pBdr>
-                            <w:spacing w:line="240" w:lineRule="auto"/>
-                            <w:ind w:left="0"/>
-                          </w:pPr>
-                          <w:r>
-                            <w:t>Precondition</w:t>
-                          </w:r>
-                        </w:p>
-                      </w:tc>
-                      <w:tc>
-                        <w:tcPr>
-                          <w:tcW w:w="3255" w:type="dxa"/>
-                          <w:shd w:val="clear" w:color="auto" w:fill="D9D9D9"/>
-                          <w:tcMar>
-                            <w:top w:w="100" w:type="dxa"/>
-                            <w:left w:w="100" w:type="dxa"/>
-                            <w:bottom w:w="100" w:type="dxa"/>
-                            <w:right w:w="100" w:type="dxa"/>
-                          </w:tcMar>
-                        </w:tcPr>
-                        <w:p>
-                          <w:pPr>
-                            <w:widowControl w:val="0"/>
-                            <w:pBdr>
-                              <w:top w:val="nil"/>
-                              <w:left w:val="nil"/>
-                              <w:bottom w:val="nil"/>
-                              <w:right w:val="nil"/>
-                              <w:between w:val="nil"/>
-                            </w:pBdr>
-                            <w:spacing w:line="240" w:lineRule="auto"/>
-                            <w:ind w:left="0"/>
-                          </w:pPr>
-                          <w:r>
-                            <w:t>Postcondition</w:t>
-                          </w:r>
-                        </w:p>
-                      </w:tc>
-                      <w:tc>
-                        <w:tcPr>
-                          <w:tcW w:w="3285" w:type="dxa"/>
-                          <w:shd w:val="clear" w:color="auto" w:fill="D9D9D9"/>
-                          <w:tcMar>
-                            <w:top w:w="100" w:type="dxa"/>
-                            <w:left w:w="100" w:type="dxa"/>
-                            <w:bottom w:w="100" w:type="dxa"/>
-                            <w:right w:w="100" w:type="dxa"/>
-                          </w:tcMar>
-                        </w:tcPr>
-                        <w:p>
-                          <w:pPr>
-                            <w:widowControl w:val="0"/>
-                            <w:pBdr>
-                              <w:top w:val="nil"/>
-                              <w:left w:val="nil"/>
-                              <w:bottom w:val="nil"/>
-                              <w:right w:val="nil"/>
-                              <w:between w:val="nil"/>
-                            </w:pBdr>
-                            <w:spacing w:line="240" w:lineRule="auto"/>
-                            <w:ind w:left="0"/>
-                          </w:pPr>
-                          <w:r>
-                            <w:t>Code Notes</w:t>
-                          </w:r>
-                        </w:p>
-                      </w:tc>
-                    </w:tr>
-                    <w:tr>
-                      <w:tc>
-                        <w:tcPr>
-                          <w:tcW w:w="1875" w:type="dxa"/>
-                          <w:shd w:val="clear" w:color="auto" w:fill="D9EAD3"/>
-                          <w:tcMar>
-                            <w:top w:w="100" w:type="dxa"/>
-                            <w:left w:w="100" w:type="dxa"/>
-                            <w:bottom w:w="100" w:type="dxa"/>
-                            <w:right w:w="100" w:type="dxa"/>
-                          </w:tcMar>
-                        </w:tcPr>
-                        <w:p>
-                          <w:pPr>
-                            <w:widowControl w:val="0"/>
-                            <w:pBdr>
-                              <w:top w:val="nil"/>
-                              <w:left w:val="nil"/>
-                              <w:bottom w:val="nil"/>
-                              <w:right w:val="nil"/>
-                              <w:between w:val="nil"/>
-                            </w:pBdr>
-                            <w:spacing w:line="240" w:lineRule="auto"/>
-                            <w:ind w:left="0"/>
-                          </w:pPr>
-                          <w:r>
-                            <w:t>Valid Input: f</w:t>
-                          </w:r>
-                        </w:p>
-                      </w:tc>
-                      <w:tc>
-                        <w:tcPr>
-                          <w:tcW w:w="3255" w:type="dxa"/>
-                          <w:shd w:val="clear" w:color="auto" w:fill="D9EAD3"/>
-                          <w:tcMar>
-                            <w:top w:w="100" w:type="dxa"/>
-                            <w:left w:w="100" w:type="dxa"/>
-                            <w:bottom w:w="100" w:type="dxa"/>
-                            <w:right w:w="100" w:type="dxa"/>
-                          </w:tcMar>
-                        </w:tcPr>
-                        <w:p>
-                          <w:pPr>
-                            <w:widowControl w:val="0"/>
-                            <w:pBdr>
-                              <w:top w:val="nil"/>
-                              <w:left w:val="nil"/>
-                              <w:bottom w:val="nil"/>
-                              <w:right w:val="nil"/>
-                              <w:between w:val="nil"/>
-                            </w:pBdr>
-                            <w:spacing w:line="240" w:lineRule="auto"/>
-                            <w:ind w:left="0"/>
-                          </w:pPr>
-                          <w:r>
-                            <w:t>Selected Front Section</w:t>
-                          </w:r>
-                        </w:p>
-                      </w:tc>
-                      <w:tc>
-                        <w:tcPr>
-                          <w:tcW w:w="3285" w:type="dxa"/>
-                          <w:shd w:val="clear" w:color="auto" w:fill="D9EAD3"/>
-                          <w:tcMar>
-                            <w:top w:w="100" w:type="dxa"/>
-                            <w:left w:w="100" w:type="dxa"/>
-                            <w:bottom w:w="100" w:type="dxa"/>
-                            <w:right w:w="100" w:type="dxa"/>
-                          </w:tcMar>
-                        </w:tcPr>
-                        <w:p>
-                          <w:pPr>
-                            <w:widowControl w:val="0"/>
-                            <w:pBdr>
-                              <w:top w:val="nil"/>
-                              <w:left w:val="nil"/>
-                              <w:bottom w:val="nil"/>
-                              <w:right w:val="nil"/>
-                              <w:between w:val="nil"/>
-                            </w:pBdr>
-                            <w:spacing w:line="240" w:lineRule="auto"/>
-                            <w:ind w:left="0"/>
-                          </w:pPr>
-                          <w:r>
-                            <w:t xml:space="preserve">Make upper case </w:t>
-                          </w:r>
-                        </w:p>
-                        <w:p>
-                          <w:pPr>
-                            <w:widowControl w:val="0"/>
-                            <w:pBdr>
-                              <w:top w:val="nil"/>
-                              <w:left w:val="nil"/>
-                              <w:bottom w:val="nil"/>
-                              <w:right w:val="nil"/>
-                              <w:between w:val="nil"/>
-                            </w:pBdr>
-                            <w:spacing w:line="240" w:lineRule="auto"/>
-                            <w:ind w:left="0"/>
-                          </w:pPr>
-                          <w:r>
-                            <w:t>If F, C S or U valid input so next prompt for row</w:t>
-                          </w:r>
-                        </w:p>
-                      </w:tc>
-                    </w:tr>
-                    <w:tr>
-                      <w:tc>
-                        <w:tcPr>
-                          <w:tcW w:w="1875" w:type="dxa"/>
-                          <w:shd w:val="clear" w:color="auto" w:fill="D9EAD3"/>
-                          <w:tcMar>
-                            <w:top w:w="100" w:type="dxa"/>
-                            <w:left w:w="100" w:type="dxa"/>
-                            <w:bottom w:w="100" w:type="dxa"/>
-                            <w:right w:w="100" w:type="dxa"/>
-                          </w:tcMar>
-                        </w:tcPr>
-                        <w:p>
-                          <w:pPr>
-                            <w:widowControl w:val="0"/>
-                            <w:spacing w:line="240" w:lineRule="auto"/>
-                            <w:ind w:left="0"/>
-                          </w:pPr>
-                          <w:r>
-                            <w:t>Invalid Input: 2</w:t>
-                          </w:r>
-                        </w:p>
-                      </w:tc>
-                      <w:tc>
-                        <w:tcPr>
-                          <w:tcW w:w="3255" w:type="dxa"/>
-                          <w:shd w:val="clear" w:color="auto" w:fill="D9EAD3"/>
-                          <w:tcMar>
-                            <w:top w:w="100" w:type="dxa"/>
-                            <w:left w:w="100" w:type="dxa"/>
-                            <w:bottom w:w="100" w:type="dxa"/>
-                            <w:right w:w="100" w:type="dxa"/>
-                          </w:tcMar>
-                        </w:tcPr>
-                        <w:p>
-                          <w:pPr>
-                            <w:ind w:left="0"/>
-                          </w:pPr>
-                          <w:r>
-                            <w:t>Invalid section,  program ending</w:t>
-                          </w:r>
-                        </w:p>
-                      </w:tc>
-                      <w:tc>
-                        <w:tcPr>
-                          <w:tcW w:w="3285" w:type="dxa"/>
-                          <w:shd w:val="clear" w:color="auto" w:fill="D9EAD3"/>
-                          <w:tcMar>
-                            <w:top w:w="100" w:type="dxa"/>
-                            <w:left w:w="100" w:type="dxa"/>
-                            <w:bottom w:w="100" w:type="dxa"/>
-                            <w:right w:w="100" w:type="dxa"/>
-                          </w:tcMar>
-                        </w:tcPr>
-                        <w:p>
-                          <w:pPr>
-                            <w:widowControl w:val="0"/>
-                            <w:spacing w:line="240" w:lineRule="auto"/>
-                            <w:ind w:left="0"/>
-                          </w:pPr>
-                          <w:r>
-                            <w:t>else not F, C S or U valid end program</w:t>
-                          </w:r>
-                        </w:p>
-                      </w:tc>
-                    </w:tr>
-                    <w:tr>
-                      <w:tc>
-                        <w:tcPr>
-                          <w:tcW w:w="1875" w:type="dxa"/>
-                          <w:tcMar>
-                            <w:top w:w="100" w:type="dxa"/>
-                            <w:left w:w="100" w:type="dxa"/>
-                            <w:bottom w:w="100" w:type="dxa"/>
-                            <w:right w:w="100" w:type="dxa"/>
-                          </w:tcMar>
-                        </w:tcPr>
-                        <w:p>
-                          <w:pPr>
-                            <w:widowControl w:val="0"/>
-                            <w:pBdr>
-                              <w:top w:val="nil"/>
-                              <w:left w:val="nil"/>
-                              <w:bottom w:val="nil"/>
-                              <w:right w:val="nil"/>
-                              <w:between w:val="nil"/>
-                            </w:pBdr>
-                            <w:spacing w:line="240" w:lineRule="auto"/>
-                            <w:ind w:left="0"/>
-                          </w:pPr>
-                        </w:p>
-                      </w:tc>
-                      <w:tc>
-                        <w:tcPr>
-                          <w:tcW w:w="3255" w:type="dxa"/>
-                          <w:tcMar>
-                            <w:top w:w="100" w:type="dxa"/>
-                            <w:left w:w="100" w:type="dxa"/>
-                            <w:bottom w:w="100" w:type="dxa"/>
-                            <w:right w:w="100" w:type="dxa"/>
-                          </w:tcMar>
-                        </w:tcPr>
-                        <w:p>
-                          <w:pPr>
-                            <w:widowControl w:val="0"/>
-                            <w:pBdr>
-                              <w:top w:val="nil"/>
-                              <w:left w:val="nil"/>
-                              <w:bottom w:val="nil"/>
-                              <w:right w:val="nil"/>
-                              <w:between w:val="nil"/>
-                            </w:pBdr>
-                            <w:spacing w:line="240" w:lineRule="auto"/>
-                            <w:ind w:left="0"/>
-                          </w:pPr>
-                        </w:p>
-                      </w:tc>
-                      <w:tc>
-                        <w:tcPr>
-                          <w:tcW w:w="3285" w:type="dxa"/>
-                          <w:tcMar>
-                            <w:top w:w="100" w:type="dxa"/>
-                            <w:left w:w="100" w:type="dxa"/>
-                            <w:bottom w:w="100" w:type="dxa"/>
-                            <w:right w:w="100" w:type="dxa"/>
-                          </w:tcMar>
-                        </w:tcPr>
-                        <w:p>
-                          <w:pPr>
-                            <w:widowControl w:val="0"/>
-                            <w:pBdr>
-                              <w:top w:val="nil"/>
-                              <w:left w:val="nil"/>
-                              <w:bottom w:val="nil"/>
-                              <w:right w:val="nil"/>
-                              <w:between w:val="nil"/>
-                            </w:pBdr>
-                            <w:spacing w:line="240" w:lineRule="auto"/>
-                            <w:ind w:left="0"/>
-                          </w:pPr>
-                        </w:p>
-                      </w:tc>
-                    </w:tr>
-                    <w:tr>
-                      <w:tc>
-                        <w:tcPr>
-                          <w:tcW w:w="1875" w:type="dxa"/>
-                          <w:tcMar>
-                            <w:top w:w="100" w:type="dxa"/>
-                            <w:left w:w="100" w:type="dxa"/>
-                            <w:bottom w:w="100" w:type="dxa"/>
-                            <w:right w:w="100" w:type="dxa"/>
-                          </w:tcMar>
-                        </w:tcPr>
-                        <w:p>
-                          <w:pPr>
-                            <w:widowControl w:val="0"/>
-                            <w:pBdr>
-                              <w:top w:val="nil"/>
-                              <w:left w:val="nil"/>
-                              <w:bottom w:val="nil"/>
-                              <w:right w:val="nil"/>
-                              <w:between w:val="nil"/>
-                            </w:pBdr>
-                            <w:spacing w:line="240" w:lineRule="auto"/>
-                            <w:ind w:left="0"/>
-                          </w:pPr>
-                        </w:p>
-                      </w:tc>
-                      <w:tc>
-                        <w:tcPr>
-                          <w:tcW w:w="3255" w:type="dxa"/>
-                          <w:tcMar>
-                            <w:top w:w="100" w:type="dxa"/>
-                            <w:left w:w="100" w:type="dxa"/>
-                            <w:bottom w:w="100" w:type="dxa"/>
-                            <w:right w:w="100" w:type="dxa"/>
-                          </w:tcMar>
-                        </w:tcPr>
-                        <w:p>
-                          <w:pPr>
-                            <w:widowControl w:val="0"/>
-                            <w:pBdr>
-                              <w:top w:val="nil"/>
-                              <w:left w:val="nil"/>
-                              <w:bottom w:val="nil"/>
-                              <w:right w:val="nil"/>
-                              <w:between w:val="nil"/>
-                            </w:pBdr>
-                            <w:spacing w:line="240" w:lineRule="auto"/>
-                            <w:ind w:left="0"/>
-                          </w:pPr>
-                        </w:p>
-                      </w:tc>
-                      <w:tc>
-                        <w:tcPr>
-                          <w:tcW w:w="3285" w:type="dxa"/>
-                          <w:tcMar>
-                            <w:top w:w="100" w:type="dxa"/>
-                            <w:left w:w="100" w:type="dxa"/>
-                            <w:bottom w:w="100" w:type="dxa"/>
-                            <w:right w:w="100" w:type="dxa"/>
-                          </w:tcMar>
-                        </w:tcPr>
-                        <w:p>
-                          <w:pPr>
-                            <w:widowControl w:val="0"/>
-                            <w:pBdr>
-                              <w:top w:val="nil"/>
-                              <w:left w:val="nil"/>
-                              <w:bottom w:val="nil"/>
-                              <w:right w:val="nil"/>
-                              <w:between w:val="nil"/>
-                            </w:pBdr>
-                            <w:spacing w:line="240" w:lineRule="auto"/>
-                            <w:ind w:left="0"/>
-                          </w:pPr>
-                        </w:p>
-                      </w:tc>
-                    </w:tr>
-                  </w:tbl>
-                </w:sdtContent>
-              </w:sdt>
-              <w:p>
-                <w:pPr>
-                  <w:spacing w:line="240" w:lineRule="auto"/>
-                  <w:ind w:left="0"/>
-                </w:pPr>
-                <w:r>
-                  <w:br/>
-                  <w:t>Write an algorithm on paper for evaluating the section based on your learnings from the test cases. Take a picture and insert below.</w:t>
-                </w:r>
-              </w:p>
-              <w:p>
-                <w:pPr>
-                  <w:spacing w:line="240" w:lineRule="auto"/>
-                  <w:ind w:left="0"/>
-                </w:pPr>
-              </w:p>
-              <w:p>
-                <w:pPr>
-                  <w:spacing w:line="240" w:lineRule="auto"/>
-                  <w:ind w:left="0"/>
-                </w:pPr>
-              </w:p>
-              <w:p>
-                <w:pPr>
-                  <w:spacing w:line="240" w:lineRule="auto"/>
-                  <w:ind w:left="0"/>
-                </w:pPr>
-              </w:p>
-              <w:p>
-                <w:pPr>
-                  <w:spacing w:line="240" w:lineRule="auto"/>
-                  <w:ind w:left="0"/>
-                </w:pPr>
-              </w:p>
-            </w:tc>
-          </w:tr>
-          <w:tr>
-            <w:tc>
-              <w:tcPr>
-                <w:tcW w:w="8640" w:type="dxa"/>
-                <w:shd w:val="clear" w:color="auto" w:fill="FFF2CC"/>
-                <w:tcMar>
-                  <w:top w:w="100" w:type="dxa"/>
-                  <w:left w:w="100" w:type="dxa"/>
-                  <w:bottom w:w="100" w:type="dxa"/>
-                  <w:right w:w="100" w:type="dxa"/>
-                </w:tcMar>
-              </w:tcPr>
-              <w:p>
-                <w:pPr>
-                  <w:spacing w:line="240" w:lineRule="auto"/>
-                  <w:ind w:left="0"/>
-                </w:pPr>
-                <w:r>
-                  <w:lastRenderedPageBreak/>
-                  <w:t>4. Evaluate Row Values that are inputted by the user to determine price. When this is entered they will already have a correct Section entered. Assume the user always enters a number.</w:t>
-                </w:r>
-              </w:p>
-              <w:p>
-                <w:pPr>
-                  <w:spacing w:line="240" w:lineRule="auto"/>
-                  <w:ind w:left="0"/>
-                </w:pPr>
-              </w:p>
-              <w:p>
-                <w:pPr>
-                  <w:spacing w:line="240" w:lineRule="auto"/>
-                  <w:ind w:left="0"/>
-                </w:pPr>
-                <w:r>
-                  <w:t xml:space="preserve">Create at least </w:t>
-                </w:r>
-                <w:r>
-                  <w:rPr>
-                    <w:b/>
-                  </w:rPr>
-                  <w:t>4</w:t>
-                </w:r>
-                <w:r>
-                  <w:t xml:space="preserve"> more test cases covering valid/invalid rows: </w:t>
-                </w:r>
-              </w:p>
-              <w:p>
-                <w:pPr>
-                  <w:numPr>
-                    <w:ilvl w:val="0"/>
-                    <w:numId w:val="3"/>
-                  </w:numPr>
-                  <w:ind w:firstLine="360"/>
-                </w:pPr>
-                <w:r>
-                  <w:t>Valid Value Row 16–30  cost $300</w:t>
-                </w:r>
-              </w:p>
-              <w:p>
-                <w:pPr>
-                  <w:numPr>
-                    <w:ilvl w:val="0"/>
-                    <w:numId w:val="3"/>
-                  </w:numPr>
-                  <w:ind w:firstLine="360"/>
-                </w:pPr>
-                <w:r>
-                  <w:t>Valid  Value Row 31–60   cost $200</w:t>
-                </w:r>
-              </w:p>
-              <w:p>
-                <w:pPr>
-                  <w:numPr>
-                    <w:ilvl w:val="0"/>
-                    <w:numId w:val="3"/>
-                  </w:numPr>
-                  <w:ind w:firstLine="360"/>
-                </w:pPr>
-                <w:r>
-                  <w:t>Invalid  Value Row less than 1</w:t>
-                </w:r>
-              </w:p>
-              <w:p>
-                <w:pPr>
-                  <w:numPr>
-                    <w:ilvl w:val="0"/>
-                    <w:numId w:val="3"/>
-                  </w:numPr>
-                  <w:ind w:firstLine="360"/>
-                </w:pPr>
-                <w:r>
-                  <w:t>Invalid  Value Row less than greater than 60</w:t>
-                </w:r>
-              </w:p>
-              <w:p>
-                <w:pPr>
-                  <w:spacing w:line="240" w:lineRule="auto"/>
-                  <w:ind w:left="0"/>
-                </w:pPr>
-              </w:p>
-              <w:sdt>
-                <w:sdtPr>
-                  <w:tag w:val="goog_rdk_4"/>
-                  <w:id w:val="-1738535018"/>
-                  <w:lock w:val="contentLocked"/>
-                </w:sdtPr>
-                <w:sdtContent>
-                  <w:tbl>
-                    <w:tblPr>
-                      <w:tblStyle w:val="ae"/>
-                      <w:tblW w:w="8440" w:type="dxa"/>
-                      <w:tblInd w:w="0" w:type="dxa"/>
-                      <w:tblBorders>
-                        <w:top w:val="single" w:sz="8" w:space="0" w:color="000000"/>
-                        <w:left w:val="single" w:sz="8" w:space="0" w:color="000000"/>
-                        <w:bottom w:val="single" w:sz="8" w:space="0" w:color="000000"/>
-                        <w:right w:val="single" w:sz="8" w:space="0" w:color="000000"/>
-                        <w:insideH w:val="single" w:sz="8" w:space="0" w:color="000000"/>
-                        <w:insideV w:val="single" w:sz="8" w:space="0" w:color="000000"/>
-                      </w:tblBorders>
-                      <w:tblLayout w:type="fixed"/>
-                      <w:tblLook w:val="0600" w:firstRow="0" w:lastRow="0" w:firstColumn="0" w:lastColumn="0" w:noHBand="1" w:noVBand="1"/>
-                    </w:tblPr>
-                    <w:tblGrid>
-                      <w:gridCol w:w="2814"/>
-                      <w:gridCol w:w="2813"/>
-                      <w:gridCol w:w="2813"/>
-                    </w:tblGrid>
-                    <w:tr>
-                      <w:tc>
-                        <w:tcPr>
-                          <w:tcW w:w="2813" w:type="dxa"/>
-                          <w:shd w:val="clear" w:color="auto" w:fill="D9D9D9"/>
-                          <w:tcMar>
-                            <w:top w:w="100" w:type="dxa"/>
-                            <w:left w:w="100" w:type="dxa"/>
-                            <w:bottom w:w="100" w:type="dxa"/>
-                            <w:right w:w="100" w:type="dxa"/>
-                          </w:tcMar>
-                        </w:tcPr>
-                        <w:p>
-                          <w:pPr>
-                            <w:widowControl w:val="0"/>
-                            <w:spacing w:line="240" w:lineRule="auto"/>
-                            <w:ind w:left="0"/>
-                          </w:pPr>
-                          <w:r>
-                            <w:t>Precondition</w:t>
-                          </w:r>
-                        </w:p>
-                      </w:tc>
-                      <w:tc>
-                        <w:tcPr>
-                          <w:tcW w:w="2813" w:type="dxa"/>
-                          <w:shd w:val="clear" w:color="auto" w:fill="D9D9D9"/>
-                          <w:tcMar>
-                            <w:top w:w="100" w:type="dxa"/>
-                            <w:left w:w="100" w:type="dxa"/>
-                            <w:bottom w:w="100" w:type="dxa"/>
-                            <w:right w:w="100" w:type="dxa"/>
-                          </w:tcMar>
-                        </w:tcPr>
-                        <w:p>
-                          <w:pPr>
-                            <w:widowControl w:val="0"/>
-                            <w:spacing w:line="240" w:lineRule="auto"/>
-                            <w:ind w:left="0"/>
-                          </w:pPr>
-                          <w:r>
-                            <w:t>Postcondition</w:t>
-                          </w:r>
-                        </w:p>
-                      </w:tc>
-                      <w:tc>
-                        <w:tcPr>
-                          <w:tcW w:w="2813" w:type="dxa"/>
-                          <w:shd w:val="clear" w:color="auto" w:fill="D9D9D9"/>
-                          <w:tcMar>
-                            <w:top w:w="100" w:type="dxa"/>
-                            <w:left w:w="100" w:type="dxa"/>
-                            <w:bottom w:w="100" w:type="dxa"/>
-                            <w:right w:w="100" w:type="dxa"/>
-                          </w:tcMar>
-                        </w:tcPr>
-                        <w:p>
-                          <w:pPr>
-                            <w:widowControl w:val="0"/>
-                            <w:spacing w:line="240" w:lineRule="auto"/>
-                            <w:ind w:left="0"/>
-                          </w:pPr>
-                          <w:r>
-                            <w:t>Code Notes</w:t>
-                          </w:r>
-                        </w:p>
-                      </w:tc>
-                    </w:tr>
-                    <w:tr>
-                      <w:tc>
-                        <w:tcPr>
-                          <w:tcW w:w="2813" w:type="dxa"/>
-                          <w:shd w:val="clear" w:color="auto" w:fill="D9EAD3"/>
-                          <w:tcMar>
-                            <w:top w:w="100" w:type="dxa"/>
-                            <w:left w:w="100" w:type="dxa"/>
-                            <w:bottom w:w="100" w:type="dxa"/>
-                            <w:right w:w="100" w:type="dxa"/>
-                          </w:tcMar>
-                        </w:tcPr>
-                        <w:p>
-                          <w:pPr>
-                            <w:widowControl w:val="0"/>
-                            <w:spacing w:line="240" w:lineRule="auto"/>
-                            <w:ind w:left="0"/>
-                          </w:pPr>
-                          <w:r>
-                            <w:t>Section f</w:t>
-                          </w:r>
-                        </w:p>
-                        <w:p>
-                          <w:pPr>
-                            <w:widowControl w:val="0"/>
-                            <w:spacing w:line="240" w:lineRule="auto"/>
-                            <w:ind w:left="0"/>
-                          </w:pPr>
-                          <w:r>
-                            <w:t>Valid row:1</w:t>
-                          </w:r>
-                        </w:p>
-                      </w:tc>
-                      <w:tc>
-                        <w:tcPr>
-                          <w:tcW w:w="2813" w:type="dxa"/>
-                          <w:shd w:val="clear" w:color="auto" w:fill="D9EAD3"/>
-                          <w:tcMar>
-                            <w:top w:w="100" w:type="dxa"/>
-                            <w:left w:w="100" w:type="dxa"/>
-                            <w:bottom w:w="100" w:type="dxa"/>
-                            <w:right w:w="100" w:type="dxa"/>
-                          </w:tcMar>
-                        </w:tcPr>
-                        <w:p>
-                          <w:pPr>
-                            <w:widowControl w:val="0"/>
-                            <w:spacing w:line="240" w:lineRule="auto"/>
-                            <w:ind w:left="0"/>
-                          </w:pPr>
-                          <w:r>
-                            <w:t>Section F row 1 price: $450</w:t>
-                          </w:r>
-                        </w:p>
-                      </w:tc>
-                      <w:tc>
-                        <w:tcPr>
-                          <w:tcW w:w="2813" w:type="dxa"/>
-                          <w:shd w:val="clear" w:color="auto" w:fill="D9EAD3"/>
-                          <w:tcMar>
-                            <w:top w:w="100" w:type="dxa"/>
-                            <w:left w:w="100" w:type="dxa"/>
-                            <w:bottom w:w="100" w:type="dxa"/>
-                            <w:right w:w="100" w:type="dxa"/>
-                          </w:tcMar>
-                        </w:tcPr>
-                        <w:p>
-                          <w:pPr>
-                            <w:ind w:left="0"/>
-                          </w:pPr>
-                          <w:r>
-                            <w:t>If rows 1–15  cost $450</w:t>
-                          </w:r>
-                        </w:p>
-                      </w:tc>
-                    </w:tr>
-                    <w:tr>
-                      <w:tc>
-                        <w:tcPr>
-                          <w:tcW w:w="2813" w:type="dxa"/>
-                          <w:tcMar>
-                            <w:top w:w="100" w:type="dxa"/>
-                            <w:left w:w="100" w:type="dxa"/>
-                            <w:bottom w:w="100" w:type="dxa"/>
-                            <w:right w:w="100" w:type="dxa"/>
-                          </w:tcMar>
-                        </w:tcPr>
-                        <w:p>
-                          <w:pPr>
-                            <w:widowControl w:val="0"/>
-                            <w:spacing w:line="240" w:lineRule="auto"/>
-                            <w:ind w:left="0"/>
-                          </w:pPr>
-                        </w:p>
-                      </w:tc>
-                      <w:tc>
-                        <w:tcPr>
-                          <w:tcW w:w="2813" w:type="dxa"/>
-                          <w:tcMar>
-                            <w:top w:w="100" w:type="dxa"/>
-                            <w:left w:w="100" w:type="dxa"/>
-                            <w:bottom w:w="100" w:type="dxa"/>
-                            <w:right w:w="100" w:type="dxa"/>
-                          </w:tcMar>
-                        </w:tcPr>
-                        <w:p>
-                          <w:pPr>
-                            <w:widowControl w:val="0"/>
-                            <w:spacing w:line="240" w:lineRule="auto"/>
-                            <w:ind w:left="0"/>
-                          </w:pPr>
-                        </w:p>
-                      </w:tc>
-                      <w:tc>
-                        <w:tcPr>
-                          <w:tcW w:w="2813" w:type="dxa"/>
-                          <w:tcMar>
-                            <w:top w:w="100" w:type="dxa"/>
-                            <w:left w:w="100" w:type="dxa"/>
-                            <w:bottom w:w="100" w:type="dxa"/>
-                            <w:right w:w="100" w:type="dxa"/>
-                          </w:tcMar>
-                        </w:tcPr>
-                        <w:p>
-                          <w:pPr>
-                            <w:widowControl w:val="0"/>
-                            <w:spacing w:line="240" w:lineRule="auto"/>
-                            <w:ind w:left="0"/>
-                          </w:pPr>
-                        </w:p>
-                      </w:tc>
-                    </w:tr>
-                    <w:tr>
-                      <w:tc>
-                        <w:tcPr>
-                          <w:tcW w:w="2813" w:type="dxa"/>
-                          <w:tcMar>
-                            <w:top w:w="100" w:type="dxa"/>
-                            <w:left w:w="100" w:type="dxa"/>
-                            <w:bottom w:w="100" w:type="dxa"/>
-                            <w:right w:w="100" w:type="dxa"/>
-                          </w:tcMar>
-                        </w:tcPr>
-                        <w:p>
-                          <w:pPr>
-                            <w:widowControl w:val="0"/>
-                            <w:spacing w:line="240" w:lineRule="auto"/>
-                            <w:ind w:left="0"/>
-                          </w:pPr>
-                        </w:p>
-                      </w:tc>
-                      <w:tc>
-                        <w:tcPr>
-                          <w:tcW w:w="2813" w:type="dxa"/>
-                          <w:tcMar>
-                            <w:top w:w="100" w:type="dxa"/>
-                            <w:left w:w="100" w:type="dxa"/>
-                            <w:bottom w:w="100" w:type="dxa"/>
-                            <w:right w:w="100" w:type="dxa"/>
-                          </w:tcMar>
-                        </w:tcPr>
-                        <w:p>
-                          <w:pPr>
-                            <w:widowControl w:val="0"/>
-                            <w:spacing w:line="240" w:lineRule="auto"/>
-                            <w:ind w:left="0"/>
-                          </w:pPr>
-                        </w:p>
-                      </w:tc>
-                      <w:tc>
-                        <w:tcPr>
-                          <w:tcW w:w="2813" w:type="dxa"/>
-                          <w:tcMar>
-                            <w:top w:w="100" w:type="dxa"/>
-                            <w:left w:w="100" w:type="dxa"/>
-                            <w:bottom w:w="100" w:type="dxa"/>
-                            <w:right w:w="100" w:type="dxa"/>
-                          </w:tcMar>
-                        </w:tcPr>
-                        <w:p>
-                          <w:pPr>
-                            <w:widowControl w:val="0"/>
-                            <w:spacing w:line="240" w:lineRule="auto"/>
-                            <w:ind w:left="0"/>
-                          </w:pPr>
-                        </w:p>
-                      </w:tc>
-                    </w:tr>
-                    <w:tr>
-                      <w:tc>
-                        <w:tcPr>
-                          <w:tcW w:w="2813" w:type="dxa"/>
-                          <w:tcMar>
-                            <w:top w:w="100" w:type="dxa"/>
-                            <w:left w:w="100" w:type="dxa"/>
-                            <w:bottom w:w="100" w:type="dxa"/>
-                            <w:right w:w="100" w:type="dxa"/>
-                          </w:tcMar>
-                        </w:tcPr>
-                        <w:p>
-                          <w:pPr>
-                            <w:widowControl w:val="0"/>
-                            <w:spacing w:line="240" w:lineRule="auto"/>
-                            <w:ind w:left="0"/>
-                          </w:pPr>
-                        </w:p>
-                      </w:tc>
-                      <w:tc>
-                        <w:tcPr>
-                          <w:tcW w:w="2813" w:type="dxa"/>
-                          <w:tcMar>
-                            <w:top w:w="100" w:type="dxa"/>
-                            <w:left w:w="100" w:type="dxa"/>
-                            <w:bottom w:w="100" w:type="dxa"/>
-                            <w:right w:w="100" w:type="dxa"/>
-                          </w:tcMar>
-                        </w:tcPr>
-                        <w:p>
-                          <w:pPr>
-                            <w:widowControl w:val="0"/>
-                            <w:spacing w:line="240" w:lineRule="auto"/>
-                            <w:ind w:left="0"/>
-                          </w:pPr>
-                        </w:p>
-                      </w:tc>
-                      <w:tc>
-                        <w:tcPr>
-                          <w:tcW w:w="2813" w:type="dxa"/>
-                          <w:tcMar>
-                            <w:top w:w="100" w:type="dxa"/>
-                            <w:left w:w="100" w:type="dxa"/>
-                            <w:bottom w:w="100" w:type="dxa"/>
-                            <w:right w:w="100" w:type="dxa"/>
-                          </w:tcMar>
-                        </w:tcPr>
-                        <w:p>
-                          <w:pPr>
-                            <w:widowControl w:val="0"/>
-                            <w:spacing w:line="240" w:lineRule="auto"/>
-                            <w:ind w:left="0"/>
-                          </w:pPr>
-                        </w:p>
-                      </w:tc>
-                    </w:tr>
-                    <w:tr>
-                      <w:tc>
-                        <w:tcPr>
-                          <w:tcW w:w="2813" w:type="dxa"/>
-                          <w:tcMar>
-                            <w:top w:w="100" w:type="dxa"/>
-                            <w:left w:w="100" w:type="dxa"/>
-                            <w:bottom w:w="100" w:type="dxa"/>
-                            <w:right w:w="100" w:type="dxa"/>
-                          </w:tcMar>
-                        </w:tcPr>
-                        <w:p>
-                          <w:pPr>
-                            <w:widowControl w:val="0"/>
-                            <w:spacing w:line="240" w:lineRule="auto"/>
-                            <w:ind w:left="0"/>
-                          </w:pPr>
-                        </w:p>
-                      </w:tc>
-                      <w:tc>
-                        <w:tcPr>
-                          <w:tcW w:w="2813" w:type="dxa"/>
-                          <w:tcMar>
-                            <w:top w:w="100" w:type="dxa"/>
-                            <w:left w:w="100" w:type="dxa"/>
-                            <w:bottom w:w="100" w:type="dxa"/>
-                            <w:right w:w="100" w:type="dxa"/>
-                          </w:tcMar>
-                        </w:tcPr>
-                        <w:p>
-                          <w:pPr>
-                            <w:widowControl w:val="0"/>
-                            <w:spacing w:line="240" w:lineRule="auto"/>
-                            <w:ind w:left="0"/>
-                          </w:pPr>
-                        </w:p>
-                      </w:tc>
-                      <w:tc>
-                        <w:tcPr>
-                          <w:tcW w:w="2813" w:type="dxa"/>
-                          <w:tcMar>
-                            <w:top w:w="100" w:type="dxa"/>
-                            <w:left w:w="100" w:type="dxa"/>
-                            <w:bottom w:w="100" w:type="dxa"/>
-                            <w:right w:w="100" w:type="dxa"/>
-                          </w:tcMar>
-                        </w:tcPr>
-                        <w:p>
-                          <w:pPr>
-                            <w:widowControl w:val="0"/>
-                            <w:spacing w:line="240" w:lineRule="auto"/>
-                            <w:ind w:left="0"/>
-                          </w:pPr>
-                        </w:p>
-                      </w:tc>
-                    </w:tr>
-                    <w:tr>
-                      <w:tc>
-                        <w:tcPr>
-                          <w:tcW w:w="2813" w:type="dxa"/>
-                          <w:tcMar>
-                            <w:top w:w="100" w:type="dxa"/>
-                            <w:left w:w="100" w:type="dxa"/>
-                            <w:bottom w:w="100" w:type="dxa"/>
-                            <w:right w:w="100" w:type="dxa"/>
-                          </w:tcMar>
-                        </w:tcPr>
-                        <w:p>
-                          <w:pPr>
-                            <w:widowControl w:val="0"/>
-                            <w:spacing w:line="240" w:lineRule="auto"/>
-                            <w:ind w:left="0"/>
-                          </w:pPr>
-                        </w:p>
-                      </w:tc>
-                      <w:tc>
-                        <w:tcPr>
-                          <w:tcW w:w="2813" w:type="dxa"/>
-                          <w:tcMar>
-                            <w:top w:w="100" w:type="dxa"/>
-                            <w:left w:w="100" w:type="dxa"/>
-                            <w:bottom w:w="100" w:type="dxa"/>
-                            <w:right w:w="100" w:type="dxa"/>
-                          </w:tcMar>
-                        </w:tcPr>
-                        <w:p>
-                          <w:pPr>
-                            <w:widowControl w:val="0"/>
-                            <w:spacing w:line="240" w:lineRule="auto"/>
-                            <w:ind w:left="0"/>
-                          </w:pPr>
-                        </w:p>
-                      </w:tc>
-                      <w:tc>
-                        <w:tcPr>
-                          <w:tcW w:w="2813" w:type="dxa"/>
-                          <w:tcMar>
-                            <w:top w:w="100" w:type="dxa"/>
-                            <w:left w:w="100" w:type="dxa"/>
-                            <w:bottom w:w="100" w:type="dxa"/>
-                            <w:right w:w="100" w:type="dxa"/>
-                          </w:tcMar>
-                        </w:tcPr>
-                        <w:p>
-                          <w:pPr>
-                            <w:widowControl w:val="0"/>
-                            <w:spacing w:line="240" w:lineRule="auto"/>
-                            <w:ind w:left="0"/>
-                          </w:pPr>
-                        </w:p>
-                      </w:tc>
-                    </w:tr>
-                  </w:tbl>
-                </w:sdtContent>
-              </w:sdt>
-              <w:p>
-                <w:pPr>
-                  <w:spacing w:line="240" w:lineRule="auto"/>
-                  <w:ind w:left="0"/>
-                </w:pPr>
-              </w:p>
-              <w:p>
-                <w:pPr>
-                  <w:spacing w:line="240" w:lineRule="auto"/>
-                  <w:ind w:left="0"/>
-                </w:pPr>
-                <w:r>
-                  <w:t xml:space="preserve">Write an algorithm on paper for evaluating the row  based on your learnings from the test cases. Take a picture and insert below. </w:t>
-                </w:r>
-              </w:p>
-              <w:p>
-                <w:pPr>
-                  <w:spacing w:line="240" w:lineRule="auto"/>
-                  <w:ind w:left="0"/>
-                </w:pPr>
-              </w:p>
-              <w:p>
-                <w:pPr>
-                  <w:spacing w:line="240" w:lineRule="auto"/>
-                  <w:ind w:left="0"/>
-                </w:pPr>
-              </w:p>
-              <w:p>
-                <w:pPr>
-                  <w:spacing w:line="240" w:lineRule="auto"/>
-                  <w:ind w:left="0"/>
-                </w:pPr>
-              </w:p>
-              <w:p>
-                <w:pPr>
-                  <w:spacing w:line="240" w:lineRule="auto"/>
-                  <w:ind w:left="0"/>
-                </w:pPr>
-              </w:p>
-            </w:tc>
-          </w:tr>
-          <w:tr>
-            <w:tc>
-              <w:tcPr>
-                <w:tcW w:w="8640" w:type="dxa"/>
-                <w:shd w:val="clear" w:color="auto" w:fill="FFF2CC"/>
-                <w:tcMar>
-                  <w:top w:w="100" w:type="dxa"/>
-                  <w:left w:w="100" w:type="dxa"/>
-                  <w:bottom w:w="100" w:type="dxa"/>
-                  <w:right w:w="100" w:type="dxa"/>
-                </w:tcMar>
-              </w:tcPr>
-              <w:p>
-                <w:pPr>
-                  <w:spacing w:line="240" w:lineRule="auto"/>
-                  <w:ind w:left="0"/>
-                </w:pPr>
-                <w:r>
-                  <w:lastRenderedPageBreak/>
-                  <w:t xml:space="preserve">Explain the algorithm you chose </w:t>
-                </w:r>
-                <w:r>
-                  <w:rPr>
-                    <w:b/>
-                  </w:rPr>
-                  <w:t>nested if</w:t>
-                </w:r>
-                <w:r>
-                  <w:t xml:space="preserve"> vs </w:t>
-                </w:r>
-                <w:r>
-                  <w:rPr>
-                    <w:b/>
-                  </w:rPr>
-                  <w:t>multi-way if</w:t>
-                </w:r>
-                <w:r>
-                  <w:t xml:space="preserve"> vs </w:t>
-                </w:r>
-                <w:r>
-                  <w:rPr>
-                    <w:b/>
-                  </w:rPr>
-                  <w:t>switch</w:t>
-                </w:r>
-                <w:r>
-                  <w:t xml:space="preserve"> for the two tasks above</w:t>
-                </w:r>
-              </w:p>
-              <w:p>
-                <w:pPr>
-                  <w:spacing w:line="240" w:lineRule="auto"/>
-                  <w:ind w:left="0"/>
-                </w:pPr>
-              </w:p>
-              <w:p>
-                <w:pPr>
-                  <w:spacing w:line="240" w:lineRule="auto"/>
-                  <w:ind w:left="0"/>
-                </w:pPr>
-                <w:r>
-                  <w:t>1. Explain the algorithm you chose for evaluating the section input.</w:t>
-                </w:r>
-              </w:p>
-              <w:p>
-                <w:pPr>
-                  <w:spacing w:line="240" w:lineRule="auto"/>
-                  <w:ind w:left="0"/>
-                </w:pPr>
-              </w:p>
-              <w:p>
-                <w:pPr>
-                  <w:spacing w:line="240" w:lineRule="auto"/>
-                  <w:ind w:left="0"/>
-                </w:pPr>
-              </w:p>
-              <w:p>
-                <w:pPr>
-                  <w:spacing w:line="240" w:lineRule="auto"/>
-                  <w:ind w:left="0"/>
-                </w:pPr>
-                <w:r>
-                  <w:br/>
-                  <w:t>2. Explain the algorithm you chose for evaluating the row to determine price.</w:t>
-                </w:r>
-              </w:p>
-              <w:p>
-                <w:pPr>
-                  <w:spacing w:before="240" w:after="240" w:line="240" w:lineRule="auto"/>
-                  <w:ind w:left="0"/>
-                </w:pPr>
-              </w:p>
-            </w:tc>
-          </w:tr>
-          <w:tr>
-            <w:tc>
-              <w:tcPr>
-                <w:tcW w:w="8640" w:type="dxa"/>
-                <w:shd w:val="clear" w:color="auto" w:fill="FFF2CC"/>
-                <w:tcMar>
-                  <w:top w:w="100" w:type="dxa"/>
-                  <w:left w:w="100" w:type="dxa"/>
-                  <w:bottom w:w="100" w:type="dxa"/>
-                  <w:right w:w="100" w:type="dxa"/>
-                </w:tcMar>
-              </w:tcPr>
-              <w:p>
-                <w:pPr>
-                  <w:spacing w:line="240" w:lineRule="auto"/>
-                  <w:ind w:left="0"/>
-                </w:pPr>
-              </w:p>
-            </w:tc>
-          </w:tr>
-        </w:tbl>
-      </w:sdtContent>
-    </w:sdt>
+    <w:tbl>
+      <w:tblPr>
+        <w:tblStyle w:val="ac"/>
+        <w:tblW w:w="8640" w:type="dxa"/>
+        <w:tblInd w:w="720" w:type="dxa"/>
+        <w:tblBorders>
+          <w:top w:val="single" w:sz="8" w:space="0" w:color="000000"/>
+          <w:left w:val="single" w:sz="8" w:space="0" w:color="000000"/>
+          <w:bottom w:val="single" w:sz="8" w:space="0" w:color="000000"/>
+          <w:right w:val="single" w:sz="8" w:space="0" w:color="000000"/>
+          <w:insideH w:val="single" w:sz="8" w:space="0" w:color="000000"/>
+          <w:insideV w:val="single" w:sz="8" w:space="0" w:color="000000"/>
+        </w:tblBorders>
+        <w:tblLayout w:type="fixed"/>
+        <w:tblLook w:val="0600" w:firstRow="0" w:lastRow="0" w:firstColumn="0" w:lastColumn="0" w:noHBand="1" w:noVBand="1"/>
+      </w:tblPr>
+      <w:tblGrid>
+        <w:gridCol w:w="8640"/>
+      </w:tblGrid>
+      <w:tr>
+        <w:tc>
+          <w:tcPr>
+            <w:tcW w:w="8640" w:type="dxa"/>
+            <w:shd w:val="clear" w:color="auto" w:fill="FFF2CC"/>
+            <w:tcMar>
+              <w:top w:w="100" w:type="dxa"/>
+              <w:left w:w="100" w:type="dxa"/>
+              <w:bottom w:w="100" w:type="dxa"/>
+              <w:right w:w="100" w:type="dxa"/>
+            </w:tcMar>
+          </w:tcPr>
+          <w:p>
+            <w:pPr>
+              <w:spacing w:line="240" w:lineRule="auto"/>
+              <w:ind w:left="0"/>
+            </w:pPr>
+            <w:r>
+              <w:t xml:space="preserve">1. In </w:t>
+            </w:r>
+            <w:r>
+              <w:rPr>
+                <w:b/>
+              </w:rPr>
+              <w:t>one or two sentences</w:t>
+            </w:r>
+            <w:r>
+              <w:t>, restate the problem in your own words (inputs, outputs, rules).</w:t>
+            </w:r>
+          </w:p>
+          <w:p>
+            <w:pPr>
+              <w:widowControl w:val="0"/>
+              <w:spacing w:line="240" w:lineRule="auto"/>
+              <w:ind w:left="0"/>
+              <w:rPr>
+                <w:rFonts w:ascii="Calibri" w:eastAsia="Calibri" w:hAnsi="Calibri" w:cs="Calibri"/>
+                <w:color w:val="FF0000"/>
+              </w:rPr>
+            </w:pPr>
+            <w:r>
+              <w:rPr>
+                <w:rFonts w:ascii="Calibri" w:eastAsia="Calibri" w:hAnsi="Calibri" w:cs="Calibri"/>
+                <w:color w:val="FF0000"/>
+              </w:rPr>
+              <w:t xml:space="preserve">Write a program to enter tickets and find out the price and location of said ticket. </w:t>
+            </w:r>
+          </w:p>
+        </w:tc>
+      </w:tr>
+      <w:tr>
+        <w:tc>
+          <w:tcPr>
+            <w:tcW w:w="8640" w:type="dxa"/>
+            <w:shd w:val="clear" w:color="auto" w:fill="FFF2CC"/>
+            <w:tcMar>
+              <w:top w:w="100" w:type="dxa"/>
+              <w:left w:w="100" w:type="dxa"/>
+              <w:bottom w:w="100" w:type="dxa"/>
+              <w:right w:w="100" w:type="dxa"/>
+            </w:tcMar>
+          </w:tcPr>
+          <w:p>
+            <w:pPr>
+              <w:spacing w:line="240" w:lineRule="auto"/>
+              <w:ind w:left="0"/>
+            </w:pPr>
+            <w:r>
+              <w:t xml:space="preserve">2. Identify </w:t>
+            </w:r>
+            <w:r>
+              <w:rPr>
+                <w:b/>
+              </w:rPr>
+              <w:t>data types</w:t>
+            </w:r>
+            <w:r>
+              <w:t xml:space="preserve"> needed for each input and for price:</w:t>
+            </w:r>
+          </w:p>
+          <w:p>
+            <w:pPr>
+              <w:spacing w:before="240" w:after="240" w:line="240" w:lineRule="auto"/>
+              <w:ind w:left="0"/>
+            </w:pPr>
+            <w:r>
+              <w:t>Section:</w:t>
+            </w:r>
+            <w:r>
+              <w:t xml:space="preserve"> </w:t>
+            </w:r>
+            <w:r>
+              <w:rPr>
+                <w:color w:val="FF0000"/>
+              </w:rPr>
+              <w:t>Char</w:t>
+            </w:r>
+          </w:p>
+          <w:p>
+            <w:pPr>
+              <w:spacing w:before="240" w:after="240" w:line="240" w:lineRule="auto"/>
+              <w:ind w:left="0"/>
+            </w:pPr>
+            <w:r>
+              <w:t>Row:</w:t>
+            </w:r>
+            <w:r>
+              <w:t xml:space="preserve"> </w:t>
+            </w:r>
+            <w:r>
+              <w:rPr>
+                <w:color w:val="FF0000"/>
+              </w:rPr>
+              <w:t>Int</w:t>
+            </w:r>
+          </w:p>
+          <w:p>
+            <w:pPr>
+              <w:spacing w:before="240" w:after="240" w:line="240" w:lineRule="auto"/>
+              <w:ind w:left="0"/>
+            </w:pPr>
+            <w:r>
+              <w:lastRenderedPageBreak/>
+              <w:t xml:space="preserve">Price: </w:t>
+            </w:r>
+            <w:r>
+              <w:rPr>
+                <w:color w:val="FF0000"/>
+              </w:rPr>
+              <w:t>int</w:t>
+            </w:r>
+          </w:p>
+        </w:tc>
+      </w:tr>
+      <w:tr>
+        <w:tc>
+          <w:tcPr>
+            <w:tcW w:w="8640" w:type="dxa"/>
+            <w:shd w:val="clear" w:color="auto" w:fill="FFF2CC"/>
+            <w:tcMar>
+              <w:top w:w="100" w:type="dxa"/>
+              <w:left w:w="100" w:type="dxa"/>
+              <w:bottom w:w="100" w:type="dxa"/>
+              <w:right w:w="100" w:type="dxa"/>
+            </w:tcMar>
+          </w:tcPr>
+          <w:p>
+            <w:pPr>
+              <w:spacing w:line="240" w:lineRule="auto"/>
+              <w:ind w:left="0"/>
+            </w:pPr>
+            <w:r>
+              <w:lastRenderedPageBreak/>
+              <w:t>3. Evaluate Section Values that are inputted by the user</w:t>
+            </w:r>
+          </w:p>
+          <w:p>
+            <w:pPr>
+              <w:spacing w:line="240" w:lineRule="auto"/>
+              <w:ind w:left="0"/>
+            </w:pPr>
+            <w:r>
+              <w:t xml:space="preserve">Create at least </w:t>
+            </w:r>
+            <w:r>
+              <w:rPr>
+                <w:b/>
+              </w:rPr>
+              <w:t>2 more</w:t>
+            </w:r>
+            <w:r>
+              <w:t xml:space="preserve"> test cases covering at least </w:t>
+            </w:r>
+          </w:p>
+          <w:p>
+            <w:pPr>
+              <w:numPr>
+                <w:ilvl w:val="0"/>
+                <w:numId w:val="6"/>
+              </w:numPr>
+              <w:spacing w:line="240" w:lineRule="auto"/>
+              <w:ind w:firstLine="360"/>
+            </w:pPr>
+            <w:r>
+              <w:t xml:space="preserve">1 valid </w:t>
+            </w:r>
+            <w:proofErr w:type="gramStart"/>
+            <w:r>
+              <w:t>inputs</w:t>
+            </w:r>
+            <w:proofErr w:type="gramEnd"/>
+            <w:r>
+              <w:t xml:space="preserve"> one upper case and one lower case example</w:t>
+            </w:r>
+          </w:p>
+          <w:p>
+            <w:pPr>
+              <w:numPr>
+                <w:ilvl w:val="0"/>
+                <w:numId w:val="6"/>
+              </w:numPr>
+              <w:spacing w:line="240" w:lineRule="auto"/>
+              <w:ind w:firstLine="360"/>
+            </w:pPr>
+            <w:r>
+              <w:t xml:space="preserve">1 invalid input </w:t>
+            </w:r>
+          </w:p>
+          <w:p>
+            <w:pPr>
+              <w:spacing w:line="240" w:lineRule="auto"/>
+              <w:ind w:left="0"/>
+            </w:pPr>
+          </w:p>
+          <w:tbl>
+            <w:tblPr>
+              <w:tblStyle w:val="ad"/>
+              <w:tblW w:w="8415" w:type="dxa"/>
+              <w:tblInd w:w="0" w:type="dxa"/>
+              <w:tblBorders>
+                <w:top w:val="single" w:sz="8" w:space="0" w:color="000000"/>
+                <w:left w:val="single" w:sz="8" w:space="0" w:color="000000"/>
+                <w:bottom w:val="single" w:sz="8" w:space="0" w:color="000000"/>
+                <w:right w:val="single" w:sz="8" w:space="0" w:color="000000"/>
+                <w:insideH w:val="single" w:sz="8" w:space="0" w:color="000000"/>
+                <w:insideV w:val="single" w:sz="8" w:space="0" w:color="000000"/>
+              </w:tblBorders>
+              <w:tblLayout w:type="fixed"/>
+              <w:tblLook w:val="0600" w:firstRow="0" w:lastRow="0" w:firstColumn="0" w:lastColumn="0" w:noHBand="1" w:noVBand="1"/>
+            </w:tblPr>
+            <w:tblGrid>
+              <w:gridCol w:w="1875"/>
+              <w:gridCol w:w="3255"/>
+              <w:gridCol w:w="3285"/>
+            </w:tblGrid>
+            <w:tr>
+              <w:tc>
+                <w:tcPr>
+                  <w:tcW w:w="1875" w:type="dxa"/>
+                  <w:shd w:val="clear" w:color="auto" w:fill="D9D9D9"/>
+                  <w:tcMar>
+                    <w:top w:w="100" w:type="dxa"/>
+                    <w:left w:w="100" w:type="dxa"/>
+                    <w:bottom w:w="100" w:type="dxa"/>
+                    <w:right w:w="100" w:type="dxa"/>
+                  </w:tcMar>
+                </w:tcPr>
+                <w:p>
+                  <w:pPr>
+                    <w:widowControl w:val="0"/>
+                    <w:pBdr>
+                      <w:top w:val="nil"/>
+                      <w:left w:val="nil"/>
+                      <w:bottom w:val="nil"/>
+                      <w:right w:val="nil"/>
+                      <w:between w:val="nil"/>
+                    </w:pBdr>
+                    <w:spacing w:line="240" w:lineRule="auto"/>
+                    <w:ind w:left="0"/>
+                  </w:pPr>
+                  <w:r>
+                    <w:t>Precondition</w:t>
+                  </w:r>
+                </w:p>
+              </w:tc>
+              <w:tc>
+                <w:tcPr>
+                  <w:tcW w:w="3255" w:type="dxa"/>
+                  <w:shd w:val="clear" w:color="auto" w:fill="D9D9D9"/>
+                  <w:tcMar>
+                    <w:top w:w="100" w:type="dxa"/>
+                    <w:left w:w="100" w:type="dxa"/>
+                    <w:bottom w:w="100" w:type="dxa"/>
+                    <w:right w:w="100" w:type="dxa"/>
+                  </w:tcMar>
+                </w:tcPr>
+                <w:p>
+                  <w:pPr>
+                    <w:widowControl w:val="0"/>
+                    <w:pBdr>
+                      <w:top w:val="nil"/>
+                      <w:left w:val="nil"/>
+                      <w:bottom w:val="nil"/>
+                      <w:right w:val="nil"/>
+                      <w:between w:val="nil"/>
+                    </w:pBdr>
+                    <w:spacing w:line="240" w:lineRule="auto"/>
+                    <w:ind w:left="0"/>
+                  </w:pPr>
+                  <w:r>
+                    <w:t>Postcondition</w:t>
+                  </w:r>
+                </w:p>
+              </w:tc>
+              <w:tc>
+                <w:tcPr>
+                  <w:tcW w:w="3285" w:type="dxa"/>
+                  <w:shd w:val="clear" w:color="auto" w:fill="D9D9D9"/>
+                  <w:tcMar>
+                    <w:top w:w="100" w:type="dxa"/>
+                    <w:left w:w="100" w:type="dxa"/>
+                    <w:bottom w:w="100" w:type="dxa"/>
+                    <w:right w:w="100" w:type="dxa"/>
+                  </w:tcMar>
+                </w:tcPr>
+                <w:p>
+                  <w:pPr>
+                    <w:widowControl w:val="0"/>
+                    <w:pBdr>
+                      <w:top w:val="nil"/>
+                      <w:left w:val="nil"/>
+                      <w:bottom w:val="nil"/>
+                      <w:right w:val="nil"/>
+                      <w:between w:val="nil"/>
+                    </w:pBdr>
+                    <w:spacing w:line="240" w:lineRule="auto"/>
+                    <w:ind w:left="0"/>
+                  </w:pPr>
+                  <w:r>
+                    <w:t>Code Notes</w:t>
+                  </w:r>
+                </w:p>
+              </w:tc>
+            </w:tr>
+            <w:tr>
+              <w:tc>
+                <w:tcPr>
+                  <w:tcW w:w="1875" w:type="dxa"/>
+                  <w:shd w:val="clear" w:color="auto" w:fill="D9EAD3"/>
+                  <w:tcMar>
+                    <w:top w:w="100" w:type="dxa"/>
+                    <w:left w:w="100" w:type="dxa"/>
+                    <w:bottom w:w="100" w:type="dxa"/>
+                    <w:right w:w="100" w:type="dxa"/>
+                  </w:tcMar>
+                </w:tcPr>
+                <w:p>
+                  <w:pPr>
+                    <w:widowControl w:val="0"/>
+                    <w:pBdr>
+                      <w:top w:val="nil"/>
+                      <w:left w:val="nil"/>
+                      <w:bottom w:val="nil"/>
+                      <w:right w:val="nil"/>
+                      <w:between w:val="nil"/>
+                    </w:pBdr>
+                    <w:spacing w:line="240" w:lineRule="auto"/>
+                    <w:ind w:left="0"/>
+                  </w:pPr>
+                  <w:r>
+                    <w:t>Valid Input: f</w:t>
+                  </w:r>
+                </w:p>
+              </w:tc>
+              <w:tc>
+                <w:tcPr>
+                  <w:tcW w:w="3255" w:type="dxa"/>
+                  <w:shd w:val="clear" w:color="auto" w:fill="D9EAD3"/>
+                  <w:tcMar>
+                    <w:top w:w="100" w:type="dxa"/>
+                    <w:left w:w="100" w:type="dxa"/>
+                    <w:bottom w:w="100" w:type="dxa"/>
+                    <w:right w:w="100" w:type="dxa"/>
+                  </w:tcMar>
+                </w:tcPr>
+                <w:p>
+                  <w:pPr>
+                    <w:widowControl w:val="0"/>
+                    <w:pBdr>
+                      <w:top w:val="nil"/>
+                      <w:left w:val="nil"/>
+                      <w:bottom w:val="nil"/>
+                      <w:right w:val="nil"/>
+                      <w:between w:val="nil"/>
+                    </w:pBdr>
+                    <w:spacing w:line="240" w:lineRule="auto"/>
+                    <w:ind w:left="0"/>
+                  </w:pPr>
+                  <w:r>
+                    <w:t>Selected Front Section</w:t>
+                  </w:r>
+                </w:p>
+              </w:tc>
+              <w:tc>
+                <w:tcPr>
+                  <w:tcW w:w="3285" w:type="dxa"/>
+                  <w:shd w:val="clear" w:color="auto" w:fill="D9EAD3"/>
+                  <w:tcMar>
+                    <w:top w:w="100" w:type="dxa"/>
+                    <w:left w:w="100" w:type="dxa"/>
+                    <w:bottom w:w="100" w:type="dxa"/>
+                    <w:right w:w="100" w:type="dxa"/>
+                  </w:tcMar>
+                </w:tcPr>
+                <w:p>
+                  <w:pPr>
+                    <w:widowControl w:val="0"/>
+                    <w:pBdr>
+                      <w:top w:val="nil"/>
+                      <w:left w:val="nil"/>
+                      <w:bottom w:val="nil"/>
+                      <w:right w:val="nil"/>
+                      <w:between w:val="nil"/>
+                    </w:pBdr>
+                    <w:spacing w:line="240" w:lineRule="auto"/>
+                    <w:ind w:left="0"/>
+                  </w:pPr>
+                  <w:r>
+                    <w:t xml:space="preserve">Make upper case </w:t>
+                  </w:r>
+                </w:p>
+                <w:p>
+                  <w:pPr>
+                    <w:widowControl w:val="0"/>
+                    <w:pBdr>
+                      <w:top w:val="nil"/>
+                      <w:left w:val="nil"/>
+                      <w:bottom w:val="nil"/>
+                      <w:right w:val="nil"/>
+                      <w:between w:val="nil"/>
+                    </w:pBdr>
+                    <w:spacing w:line="240" w:lineRule="auto"/>
+                    <w:ind w:left="0"/>
+                  </w:pPr>
+                  <w:r>
+                    <w:t>If F, C S or U valid input so next prompt for row</w:t>
+                  </w:r>
+                </w:p>
+              </w:tc>
+            </w:tr>
+            <w:tr>
+              <w:tc>
+                <w:tcPr>
+                  <w:tcW w:w="1875" w:type="dxa"/>
+                  <w:shd w:val="clear" w:color="auto" w:fill="D9EAD3"/>
+                  <w:tcMar>
+                    <w:top w:w="100" w:type="dxa"/>
+                    <w:left w:w="100" w:type="dxa"/>
+                    <w:bottom w:w="100" w:type="dxa"/>
+                    <w:right w:w="100" w:type="dxa"/>
+                  </w:tcMar>
+                </w:tcPr>
+                <w:p>
+                  <w:pPr>
+                    <w:widowControl w:val="0"/>
+                    <w:spacing w:line="240" w:lineRule="auto"/>
+                    <w:ind w:left="0"/>
+                  </w:pPr>
+                  <w:r>
+                    <w:t>Invalid Input: 2</w:t>
+                  </w:r>
+                </w:p>
+              </w:tc>
+              <w:tc>
+                <w:tcPr>
+                  <w:tcW w:w="3255" w:type="dxa"/>
+                  <w:shd w:val="clear" w:color="auto" w:fill="D9EAD3"/>
+                  <w:tcMar>
+                    <w:top w:w="100" w:type="dxa"/>
+                    <w:left w:w="100" w:type="dxa"/>
+                    <w:bottom w:w="100" w:type="dxa"/>
+                    <w:right w:w="100" w:type="dxa"/>
+                  </w:tcMar>
+                </w:tcPr>
+                <w:p>
+                  <w:pPr>
+                    <w:ind w:left="0"/>
+                  </w:pPr>
+                  <w:r>
+                    <w:t xml:space="preserve">Invalid </w:t>
+                  </w:r>
+                  <w:proofErr w:type="gramStart"/>
+                  <w:r>
+                    <w:t>section,  program</w:t>
+                  </w:r>
+                  <w:proofErr w:type="gramEnd"/>
+                  <w:r>
+                    <w:t xml:space="preserve"> ending</w:t>
+                  </w:r>
+                </w:p>
+              </w:tc>
+              <w:tc>
+                <w:tcPr>
+                  <w:tcW w:w="3285" w:type="dxa"/>
+                  <w:shd w:val="clear" w:color="auto" w:fill="D9EAD3"/>
+                  <w:tcMar>
+                    <w:top w:w="100" w:type="dxa"/>
+                    <w:left w:w="100" w:type="dxa"/>
+                    <w:bottom w:w="100" w:type="dxa"/>
+                    <w:right w:w="100" w:type="dxa"/>
+                  </w:tcMar>
+                </w:tcPr>
+                <w:p>
+                  <w:pPr>
+                    <w:widowControl w:val="0"/>
+                    <w:spacing w:line="240" w:lineRule="auto"/>
+                    <w:ind w:left="0"/>
+                  </w:pPr>
+                  <w:r>
+                    <w:t>else not F, C S or U valid end program</w:t>
+                  </w:r>
+                </w:p>
+              </w:tc>
+            </w:tr>
+            <w:tr>
+              <w:tc>
+                <w:tcPr>
+                  <w:tcW w:w="1875" w:type="dxa"/>
+                  <w:tcMar>
+                    <w:top w:w="100" w:type="dxa"/>
+                    <w:left w:w="100" w:type="dxa"/>
+                    <w:bottom w:w="100" w:type="dxa"/>
+                    <w:right w:w="100" w:type="dxa"/>
+                  </w:tcMar>
+                </w:tcPr>
+                <w:p>
+                  <w:pPr>
+                    <w:widowControl w:val="0"/>
+                    <w:pBdr>
+                      <w:top w:val="nil"/>
+                      <w:left w:val="nil"/>
+                      <w:bottom w:val="nil"/>
+                      <w:right w:val="nil"/>
+                      <w:between w:val="nil"/>
+                    </w:pBdr>
+                    <w:spacing w:line="240" w:lineRule="auto"/>
+                    <w:ind w:left="0"/>
+                  </w:pPr>
+                  <w:r>
+                    <w:t>C</w:t>
+                  </w:r>
+                </w:p>
+              </w:tc>
+              <w:tc>
+                <w:tcPr>
+                  <w:tcW w:w="3255" w:type="dxa"/>
+                  <w:tcMar>
+                    <w:top w:w="100" w:type="dxa"/>
+                    <w:left w:w="100" w:type="dxa"/>
+                    <w:bottom w:w="100" w:type="dxa"/>
+                    <w:right w:w="100" w:type="dxa"/>
+                  </w:tcMar>
+                </w:tcPr>
+                <w:p>
+                  <w:pPr>
+                    <w:widowControl w:val="0"/>
+                    <w:pBdr>
+                      <w:top w:val="nil"/>
+                      <w:left w:val="nil"/>
+                      <w:bottom w:val="nil"/>
+                      <w:right w:val="nil"/>
+                      <w:between w:val="nil"/>
+                    </w:pBdr>
+                    <w:spacing w:line="240" w:lineRule="auto"/>
+                    <w:ind w:left="0"/>
+                  </w:pPr>
+                  <w:r>
+                    <w:t>Center Section</w:t>
+                  </w:r>
+                </w:p>
+              </w:tc>
+              <w:tc>
+                <w:tcPr>
+                  <w:tcW w:w="3285" w:type="dxa"/>
+                  <w:tcMar>
+                    <w:top w:w="100" w:type="dxa"/>
+                    <w:left w:w="100" w:type="dxa"/>
+                    <w:bottom w:w="100" w:type="dxa"/>
+                    <w:right w:w="100" w:type="dxa"/>
+                  </w:tcMar>
+                </w:tcPr>
+                <w:p>
+                  <w:pPr>
+                    <w:widowControl w:val="0"/>
+                    <w:pBdr>
+                      <w:top w:val="nil"/>
+                      <w:left w:val="nil"/>
+                      <w:bottom w:val="nil"/>
+                      <w:right w:val="nil"/>
+                      <w:between w:val="nil"/>
+                    </w:pBdr>
+                    <w:spacing w:line="240" w:lineRule="auto"/>
+                    <w:ind w:left="0"/>
+                  </w:pPr>
+                </w:p>
+              </w:tc>
+            </w:tr>
+            <w:tr>
+              <w:tc>
+                <w:tcPr>
+                  <w:tcW w:w="1875" w:type="dxa"/>
+                  <w:tcMar>
+                    <w:top w:w="100" w:type="dxa"/>
+                    <w:left w:w="100" w:type="dxa"/>
+                    <w:bottom w:w="100" w:type="dxa"/>
+                    <w:right w:w="100" w:type="dxa"/>
+                  </w:tcMar>
+                </w:tcPr>
+                <w:p>
+                  <w:pPr>
+                    <w:widowControl w:val="0"/>
+                    <w:pBdr>
+                      <w:top w:val="nil"/>
+                      <w:left w:val="nil"/>
+                      <w:bottom w:val="nil"/>
+                      <w:right w:val="nil"/>
+                      <w:between w:val="nil"/>
+                    </w:pBdr>
+                    <w:spacing w:line="240" w:lineRule="auto"/>
+                    <w:ind w:left="0"/>
+                  </w:pPr>
+                  <w:r>
+                    <w:t>H</w:t>
+                  </w:r>
+                </w:p>
+              </w:tc>
+              <w:tc>
+                <w:tcPr>
+                  <w:tcW w:w="3255" w:type="dxa"/>
+                  <w:tcMar>
+                    <w:top w:w="100" w:type="dxa"/>
+                    <w:left w:w="100" w:type="dxa"/>
+                    <w:bottom w:w="100" w:type="dxa"/>
+                    <w:right w:w="100" w:type="dxa"/>
+                  </w:tcMar>
+                </w:tcPr>
+                <w:p>
+                  <w:pPr>
+                    <w:widowControl w:val="0"/>
+                    <w:pBdr>
+                      <w:top w:val="nil"/>
+                      <w:left w:val="nil"/>
+                      <w:bottom w:val="nil"/>
+                      <w:right w:val="nil"/>
+                      <w:between w:val="nil"/>
+                    </w:pBdr>
+                    <w:spacing w:line="240" w:lineRule="auto"/>
+                    <w:ind w:left="0"/>
+                  </w:pPr>
+                  <w:r>
+                    <w:t>Invalid Selection</w:t>
+                  </w:r>
+                </w:p>
+              </w:tc>
+              <w:tc>
+                <w:tcPr>
+                  <w:tcW w:w="3285" w:type="dxa"/>
+                  <w:tcMar>
+                    <w:top w:w="100" w:type="dxa"/>
+                    <w:left w:w="100" w:type="dxa"/>
+                    <w:bottom w:w="100" w:type="dxa"/>
+                    <w:right w:w="100" w:type="dxa"/>
+                  </w:tcMar>
+                </w:tcPr>
+                <w:p>
+                  <w:pPr>
+                    <w:widowControl w:val="0"/>
+                    <w:pBdr>
+                      <w:top w:val="nil"/>
+                      <w:left w:val="nil"/>
+                      <w:bottom w:val="nil"/>
+                      <w:right w:val="nil"/>
+                      <w:between w:val="nil"/>
+                    </w:pBdr>
+                    <w:spacing w:line="240" w:lineRule="auto"/>
+                    <w:ind w:left="0"/>
+                  </w:pPr>
+                </w:p>
+              </w:tc>
+            </w:tr>
+          </w:tbl>
+          <w:p>
+            <w:pPr>
+              <w:spacing w:line="240" w:lineRule="auto"/>
+              <w:ind w:left="0"/>
+            </w:pPr>
+            <w:r>
+              <w:br/>
+              <w:t>Write an algorithm on paper for evaluating the section based on your learnings from the test cases. Take a picture and insert below.</w:t>
+            </w:r>
+          </w:p>
+          <w:p>
+            <w:pPr>
+              <w:spacing w:line="240" w:lineRule="auto"/>
+              <w:ind w:left="0"/>
+            </w:pPr>
+          </w:p>
+          <w:p>
+            <w:pPr>
+              <w:spacing w:line="240" w:lineRule="auto"/>
+              <w:ind w:left="0"/>
+            </w:pPr>
+            <w:r>
+              <w:rPr>
+                <w:noProof/>
+              </w:rPr>
+              <w:drawing>
+                <wp:inline distT="0" distB="0" distL="0" distR="0" wp14:anchorId="1AE8AB96" wp14:editId="155A35E8">
+                  <wp:extent cx="2563491" cy="3410882"/>
+                  <wp:effectExtent l="0" t="0" r="8890" b="0"/>
+                  <wp:docPr id="1555601373" name="Picture 3"/>
+                  <wp:cNvGraphicFramePr>
+                    <a:graphicFrameLocks xmlns:a="http://schemas.openxmlformats.org/drawingml/2006/main" noChangeAspect="1"/>
+                  </wp:cNvGraphicFramePr>
+                  <a:graphic xmlns:a="http://schemas.openxmlformats.org/drawingml/2006/main">
+                    <a:graphicData uri="http://schemas.openxmlformats.org/drawingml/2006/picture">
+                      <pic:pic xmlns:pic="http://schemas.openxmlformats.org/drawingml/2006/picture">
+                        <pic:nvPicPr>
+                          <pic:cNvPr id="1555601373" name="Picture 1555601373"/>
+                          <pic:cNvPicPr/>
+                        </pic:nvPicPr>
+                        <pic:blipFill>
+                          <a:blip r:embed="rId13">
+                            <a:extLst>
+                              <a:ext uri="{28A0092B-C50C-407E-A947-70E740481C1C}">
+                                <a14:useLocalDpi xmlns:a14="http://schemas.microsoft.com/office/drawing/2010/main" val="0"/>
+                              </a:ext>
+                            </a:extLst>
+                          </a:blip>
+                          <a:stretch>
+                            <a:fillRect/>
+                          </a:stretch>
+                        </pic:blipFill>
+                        <pic:spPr>
+                          <a:xfrm>
+                            <a:off x="0" y="0"/>
+                            <a:ext cx="2565900" cy="3414087"/>
+                          </a:xfrm>
+                          <a:prstGeom prst="rect">
+                            <a:avLst/>
+                          </a:prstGeom>
+                        </pic:spPr>
+                      </pic:pic>
+                    </a:graphicData>
+                  </a:graphic>
+                </wp:inline>
+              </w:drawing>
+            </w:r>
+          </w:p>
+          <w:p>
+            <w:pPr>
+              <w:spacing w:line="240" w:lineRule="auto"/>
+              <w:ind w:left="0"/>
+            </w:pPr>
+          </w:p>
+          <w:p>
+            <w:pPr>
+              <w:spacing w:line="240" w:lineRule="auto"/>
+              <w:ind w:left="0"/>
+            </w:pPr>
+          </w:p>
+        </w:tc>
+      </w:tr>
+      <w:tr>
+        <w:tc>
+          <w:tcPr>
+            <w:tcW w:w="8640" w:type="dxa"/>
+            <w:shd w:val="clear" w:color="auto" w:fill="FFF2CC"/>
+            <w:tcMar>
+              <w:top w:w="100" w:type="dxa"/>
+              <w:left w:w="100" w:type="dxa"/>
+              <w:bottom w:w="100" w:type="dxa"/>
+              <w:right w:w="100" w:type="dxa"/>
+            </w:tcMar>
+          </w:tcPr>
+          <w:p>
+            <w:pPr>
+              <w:spacing w:line="240" w:lineRule="auto"/>
+              <w:ind w:left="0"/>
+            </w:pPr>
+            <w:r>
+              <w:t xml:space="preserve">4. Evaluate Row Values that are inputted by the user to determine price. When this is </w:t>
+            </w:r>
+            <w:proofErr w:type="gramStart"/>
+            <w:r>
+              <w:t>entered</w:t>
+            </w:r>
+            <w:proofErr w:type="gramEnd"/>
+            <w:r>
+              <w:t xml:space="preserve"> they will already have a correct Section entered. Assume the user always enters a number.</w:t>
+            </w:r>
+          </w:p>
+          <w:p>
+            <w:pPr>
+              <w:spacing w:line="240" w:lineRule="auto"/>
+              <w:ind w:left="0"/>
+            </w:pPr>
+          </w:p>
+          <w:p>
+            <w:pPr>
+              <w:spacing w:line="240" w:lineRule="auto"/>
+              <w:ind w:left="0"/>
+            </w:pPr>
+            <w:r>
+              <w:t xml:space="preserve">Create at least </w:t>
+            </w:r>
+            <w:r>
+              <w:rPr>
+                <w:b/>
+              </w:rPr>
+              <w:t>4</w:t>
+            </w:r>
+            <w:r>
+              <w:t xml:space="preserve"> more test cases covering valid/invalid rows: </w:t>
+            </w:r>
+          </w:p>
+          <w:p>
+            <w:pPr>
+              <w:numPr>
+                <w:ilvl w:val="0"/>
+                <w:numId w:val="3"/>
+              </w:numPr>
+              <w:ind w:firstLine="360"/>
+            </w:pPr>
+            <w:r>
+              <w:lastRenderedPageBreak/>
+              <w:t>Valid Value Row 16–</w:t>
+            </w:r>
+            <w:proofErr w:type="gramStart"/>
+            <w:r>
+              <w:t>30  cost</w:t>
+            </w:r>
+            <w:proofErr w:type="gramEnd"/>
+            <w:r>
+              <w:t xml:space="preserve"> $300</w:t>
+            </w:r>
+          </w:p>
+          <w:p>
+            <w:pPr>
+              <w:numPr>
+                <w:ilvl w:val="0"/>
+                <w:numId w:val="3"/>
+              </w:numPr>
+              <w:ind w:firstLine="360"/>
+            </w:pPr>
+            <w:proofErr w:type="gramStart"/>
+            <w:r>
+              <w:t>Valid  Value</w:t>
+            </w:r>
+            <w:proofErr w:type="gramEnd"/>
+            <w:r>
+              <w:t xml:space="preserve"> Row 31–60   cost $200</w:t>
+            </w:r>
+          </w:p>
+          <w:p>
+            <w:pPr>
+              <w:numPr>
+                <w:ilvl w:val="0"/>
+                <w:numId w:val="3"/>
+              </w:numPr>
+              <w:ind w:firstLine="360"/>
+            </w:pPr>
+            <w:proofErr w:type="gramStart"/>
+            <w:r>
+              <w:t>Invalid  Value</w:t>
+            </w:r>
+            <w:proofErr w:type="gramEnd"/>
+            <w:r>
+              <w:t xml:space="preserve"> Row less than 1</w:t>
+            </w:r>
+          </w:p>
+          <w:p>
+            <w:pPr>
+              <w:numPr>
+                <w:ilvl w:val="0"/>
+                <w:numId w:val="3"/>
+              </w:numPr>
+              <w:ind w:firstLine="360"/>
+            </w:pPr>
+            <w:proofErr w:type="gramStart"/>
+            <w:r>
+              <w:t>Invalid  Value</w:t>
+            </w:r>
+            <w:proofErr w:type="gramEnd"/>
+            <w:r>
+              <w:t xml:space="preserve"> Row less than greater than 60</w:t>
+            </w:r>
+          </w:p>
+          <w:p>
+            <w:pPr>
+              <w:spacing w:line="240" w:lineRule="auto"/>
+              <w:ind w:left="0"/>
+            </w:pPr>
+          </w:p>
+          <w:tbl>
+            <w:tblPr>
+              <w:tblStyle w:val="ae"/>
+              <w:tblW w:w="8440" w:type="dxa"/>
+              <w:tblInd w:w="0" w:type="dxa"/>
+              <w:tblBorders>
+                <w:top w:val="single" w:sz="8" w:space="0" w:color="000000"/>
+                <w:left w:val="single" w:sz="8" w:space="0" w:color="000000"/>
+                <w:bottom w:val="single" w:sz="8" w:space="0" w:color="000000"/>
+                <w:right w:val="single" w:sz="8" w:space="0" w:color="000000"/>
+                <w:insideH w:val="single" w:sz="8" w:space="0" w:color="000000"/>
+                <w:insideV w:val="single" w:sz="8" w:space="0" w:color="000000"/>
+              </w:tblBorders>
+              <w:tblLayout w:type="fixed"/>
+              <w:tblLook w:val="0600" w:firstRow="0" w:lastRow="0" w:firstColumn="0" w:lastColumn="0" w:noHBand="1" w:noVBand="1"/>
+            </w:tblPr>
+            <w:tblGrid>
+              <w:gridCol w:w="2814"/>
+              <w:gridCol w:w="2813"/>
+              <w:gridCol w:w="2813"/>
+            </w:tblGrid>
+            <w:tr>
+              <w:tc>
+                <w:tcPr>
+                  <w:tcW w:w="2813" w:type="dxa"/>
+                  <w:shd w:val="clear" w:color="auto" w:fill="D9D9D9"/>
+                  <w:tcMar>
+                    <w:top w:w="100" w:type="dxa"/>
+                    <w:left w:w="100" w:type="dxa"/>
+                    <w:bottom w:w="100" w:type="dxa"/>
+                    <w:right w:w="100" w:type="dxa"/>
+                  </w:tcMar>
+                </w:tcPr>
+                <w:p>
+                  <w:pPr>
+                    <w:widowControl w:val="0"/>
+                    <w:spacing w:line="240" w:lineRule="auto"/>
+                    <w:ind w:left="0"/>
+                  </w:pPr>
+                  <w:r>
+                    <w:t>Precondition</w:t>
+                  </w:r>
+                </w:p>
+              </w:tc>
+              <w:tc>
+                <w:tcPr>
+                  <w:tcW w:w="2813" w:type="dxa"/>
+                  <w:shd w:val="clear" w:color="auto" w:fill="D9D9D9"/>
+                  <w:tcMar>
+                    <w:top w:w="100" w:type="dxa"/>
+                    <w:left w:w="100" w:type="dxa"/>
+                    <w:bottom w:w="100" w:type="dxa"/>
+                    <w:right w:w="100" w:type="dxa"/>
+                  </w:tcMar>
+                </w:tcPr>
+                <w:p>
+                  <w:pPr>
+                    <w:widowControl w:val="0"/>
+                    <w:spacing w:line="240" w:lineRule="auto"/>
+                    <w:ind w:left="0"/>
+                  </w:pPr>
+                  <w:r>
+                    <w:t>Postcondition</w:t>
+                  </w:r>
+                </w:p>
+              </w:tc>
+              <w:tc>
+                <w:tcPr>
+                  <w:tcW w:w="2813" w:type="dxa"/>
+                  <w:shd w:val="clear" w:color="auto" w:fill="D9D9D9"/>
+                  <w:tcMar>
+                    <w:top w:w="100" w:type="dxa"/>
+                    <w:left w:w="100" w:type="dxa"/>
+                    <w:bottom w:w="100" w:type="dxa"/>
+                    <w:right w:w="100" w:type="dxa"/>
+                  </w:tcMar>
+                </w:tcPr>
+                <w:p>
+                  <w:pPr>
+                    <w:widowControl w:val="0"/>
+                    <w:spacing w:line="240" w:lineRule="auto"/>
+                    <w:ind w:left="0"/>
+                  </w:pPr>
+                  <w:r>
+                    <w:t>Code Notes</w:t>
+                  </w:r>
+                </w:p>
+              </w:tc>
+            </w:tr>
+            <w:tr>
+              <w:tc>
+                <w:tcPr>
+                  <w:tcW w:w="2813" w:type="dxa"/>
+                  <w:shd w:val="clear" w:color="auto" w:fill="D9EAD3"/>
+                  <w:tcMar>
+                    <w:top w:w="100" w:type="dxa"/>
+                    <w:left w:w="100" w:type="dxa"/>
+                    <w:bottom w:w="100" w:type="dxa"/>
+                    <w:right w:w="100" w:type="dxa"/>
+                  </w:tcMar>
+                </w:tcPr>
+                <w:p>
+                  <w:pPr>
+                    <w:widowControl w:val="0"/>
+                    <w:spacing w:line="240" w:lineRule="auto"/>
+                    <w:ind w:left="0"/>
+                  </w:pPr>
+                  <w:r>
+                    <w:t>Section f</w:t>
+                  </w:r>
+                </w:p>
+                <w:p>
+                  <w:pPr>
+                    <w:widowControl w:val="0"/>
+                    <w:spacing w:line="240" w:lineRule="auto"/>
+                    <w:ind w:left="0"/>
+                  </w:pPr>
+                  <w:r>
+                    <w:t>Valid row:1</w:t>
+                  </w:r>
+                </w:p>
+              </w:tc>
+              <w:tc>
+                <w:tcPr>
+                  <w:tcW w:w="2813" w:type="dxa"/>
+                  <w:shd w:val="clear" w:color="auto" w:fill="D9EAD3"/>
+                  <w:tcMar>
+                    <w:top w:w="100" w:type="dxa"/>
+                    <w:left w:w="100" w:type="dxa"/>
+                    <w:bottom w:w="100" w:type="dxa"/>
+                    <w:right w:w="100" w:type="dxa"/>
+                  </w:tcMar>
+                </w:tcPr>
+                <w:p>
+                  <w:pPr>
+                    <w:widowControl w:val="0"/>
+                    <w:spacing w:line="240" w:lineRule="auto"/>
+                    <w:ind w:left="0"/>
+                  </w:pPr>
+                  <w:r>
+                    <w:t>Section F row 1 price: $450</w:t>
+                  </w:r>
+                </w:p>
+              </w:tc>
+              <w:tc>
+                <w:tcPr>
+                  <w:tcW w:w="2813" w:type="dxa"/>
+                  <w:shd w:val="clear" w:color="auto" w:fill="D9EAD3"/>
+                  <w:tcMar>
+                    <w:top w:w="100" w:type="dxa"/>
+                    <w:left w:w="100" w:type="dxa"/>
+                    <w:bottom w:w="100" w:type="dxa"/>
+                    <w:right w:w="100" w:type="dxa"/>
+                  </w:tcMar>
+                </w:tcPr>
+                <w:p>
+                  <w:pPr>
+                    <w:ind w:left="0"/>
+                  </w:pPr>
+                  <w:r>
+                    <w:t>If rows 1–</w:t>
+                  </w:r>
+                  <w:proofErr w:type="gramStart"/>
+                  <w:r>
+                    <w:t>15  cost</w:t>
+                  </w:r>
+                  <w:proofErr w:type="gramEnd"/>
+                  <w:r>
+                    <w:t xml:space="preserve"> $450</w:t>
+                  </w:r>
+                </w:p>
+              </w:tc>
+            </w:tr>
+            <w:tr>
+              <w:tc>
+                <w:tcPr>
+                  <w:tcW w:w="2813" w:type="dxa"/>
+                  <w:tcMar>
+                    <w:top w:w="100" w:type="dxa"/>
+                    <w:left w:w="100" w:type="dxa"/>
+                    <w:bottom w:w="100" w:type="dxa"/>
+                    <w:right w:w="100" w:type="dxa"/>
+                  </w:tcMar>
+                </w:tcPr>
+                <w:p>
+                  <w:pPr>
+                    <w:widowControl w:val="0"/>
+                    <w:spacing w:line="240" w:lineRule="auto"/>
+                    <w:ind w:left="0"/>
+                  </w:pPr>
+                  <w:r>
+                    <w:t>Section f</w:t>
+                  </w:r>
+                </w:p>
+                <w:p>
+                  <w:pPr>
+                    <w:widowControl w:val="0"/>
+                    <w:spacing w:line="240" w:lineRule="auto"/>
+                    <w:ind w:left="0"/>
+                  </w:pPr>
+                  <w:r>
+                    <w:t>Row 16</w:t>
+                  </w:r>
+                </w:p>
+              </w:tc>
+              <w:tc>
+                <w:tcPr>
+                  <w:tcW w:w="2813" w:type="dxa"/>
+                  <w:tcMar>
+                    <w:top w:w="100" w:type="dxa"/>
+                    <w:left w:w="100" w:type="dxa"/>
+                    <w:bottom w:w="100" w:type="dxa"/>
+                    <w:right w:w="100" w:type="dxa"/>
+                  </w:tcMar>
+                </w:tcPr>
+                <w:p>
+                  <w:pPr>
+                    <w:widowControl w:val="0"/>
+                    <w:spacing w:line="240" w:lineRule="auto"/>
+                    <w:ind w:left="0"/>
+                  </w:pPr>
+                  <w:r>
+                    <w:t>Section F row 16 price:300</w:t>
+                  </w:r>
+                </w:p>
+              </w:tc>
+              <w:tc>
+                <w:tcPr>
+                  <w:tcW w:w="2813" w:type="dxa"/>
+                  <w:tcMar>
+                    <w:top w:w="100" w:type="dxa"/>
+                    <w:left w:w="100" w:type="dxa"/>
+                    <w:bottom w:w="100" w:type="dxa"/>
+                    <w:right w:w="100" w:type="dxa"/>
+                  </w:tcMar>
+                </w:tcPr>
+                <w:p>
+                  <w:pPr>
+                    <w:widowControl w:val="0"/>
+                    <w:spacing w:line="240" w:lineRule="auto"/>
+                    <w:ind w:left="0"/>
+                  </w:pPr>
+                  <w:r>
+                    <w:t>16-30 valid</w:t>
+                  </w:r>
+                </w:p>
+              </w:tc>
+            </w:tr>
+            <w:tr>
+              <w:tc>
+                <w:tcPr>
+                  <w:tcW w:w="2813" w:type="dxa"/>
+                  <w:tcMar>
+                    <w:top w:w="100" w:type="dxa"/>
+                    <w:left w:w="100" w:type="dxa"/>
+                    <w:bottom w:w="100" w:type="dxa"/>
+                    <w:right w:w="100" w:type="dxa"/>
+                  </w:tcMar>
+                </w:tcPr>
+                <w:p>
+                  <w:pPr>
+                    <w:widowControl w:val="0"/>
+                    <w:spacing w:line="240" w:lineRule="auto"/>
+                    <w:ind w:left="0"/>
+                  </w:pPr>
+                  <w:r>
+                    <w:t>SF</w:t>
+                  </w:r>
+                </w:p>
+                <w:p>
+                  <w:pPr>
+                    <w:widowControl w:val="0"/>
+                    <w:spacing w:line="240" w:lineRule="auto"/>
+                    <w:ind w:left="0"/>
+                  </w:pPr>
+                  <w:r>
+                    <w:t>R45</w:t>
+                  </w:r>
+                </w:p>
+              </w:tc>
+              <w:tc>
+                <w:tcPr>
+                  <w:tcW w:w="2813" w:type="dxa"/>
+                  <w:tcMar>
+                    <w:top w:w="100" w:type="dxa"/>
+                    <w:left w:w="100" w:type="dxa"/>
+                    <w:bottom w:w="100" w:type="dxa"/>
+                    <w:right w:w="100" w:type="dxa"/>
+                  </w:tcMar>
+                </w:tcPr>
+                <w:p>
+                  <w:pPr>
+                    <w:widowControl w:val="0"/>
+                    <w:spacing w:line="240" w:lineRule="auto"/>
+                    <w:ind w:left="0"/>
+                  </w:pPr>
+                  <w:r>
+                    <w:t>Section F row 45 price:200</w:t>
+                  </w:r>
+                </w:p>
+              </w:tc>
+              <w:tc>
+                <w:tcPr>
+                  <w:tcW w:w="2813" w:type="dxa"/>
+                  <w:tcMar>
+                    <w:top w:w="100" w:type="dxa"/>
+                    <w:left w:w="100" w:type="dxa"/>
+                    <w:bottom w:w="100" w:type="dxa"/>
+                    <w:right w:w="100" w:type="dxa"/>
+                  </w:tcMar>
+                </w:tcPr>
+                <w:p>
+                  <w:pPr>
+                    <w:widowControl w:val="0"/>
+                    <w:spacing w:line="240" w:lineRule="auto"/>
+                    <w:ind w:left="0"/>
+                  </w:pPr>
+                  <w:r>
+                    <w:t>31-60 valid</w:t>
+                  </w:r>
+                </w:p>
+              </w:tc>
+            </w:tr>
+            <w:tr>
+              <w:tc>
+                <w:tcPr>
+                  <w:tcW w:w="2813" w:type="dxa"/>
+                  <w:tcMar>
+                    <w:top w:w="100" w:type="dxa"/>
+                    <w:left w:w="100" w:type="dxa"/>
+                    <w:bottom w:w="100" w:type="dxa"/>
+                    <w:right w:w="100" w:type="dxa"/>
+                  </w:tcMar>
+                </w:tcPr>
+                <w:p>
+                  <w:pPr>
+                    <w:widowControl w:val="0"/>
+                    <w:spacing w:line="240" w:lineRule="auto"/>
+                    <w:ind w:left="0"/>
+                  </w:pPr>
+                  <w:r>
+                    <w:t>SC</w:t>
+                  </w:r>
+                </w:p>
+                <w:p>
+                  <w:pPr>
+                    <w:widowControl w:val="0"/>
+                    <w:spacing w:line="240" w:lineRule="auto"/>
+                    <w:ind w:left="0"/>
+                  </w:pPr>
+                  <w:r>
+                    <w:t>R0</w:t>
+                  </w:r>
+                </w:p>
+              </w:tc>
+              <w:tc>
+                <w:tcPr>
+                  <w:tcW w:w="2813" w:type="dxa"/>
+                  <w:tcMar>
+                    <w:top w:w="100" w:type="dxa"/>
+                    <w:left w:w="100" w:type="dxa"/>
+                    <w:bottom w:w="100" w:type="dxa"/>
+                    <w:right w:w="100" w:type="dxa"/>
+                  </w:tcMar>
+                </w:tcPr>
+                <w:p>
+                  <w:pPr>
+                    <w:widowControl w:val="0"/>
+                    <w:spacing w:line="240" w:lineRule="auto"/>
+                    <w:ind w:left="0"/>
+                  </w:pPr>
+                  <w:r>
+                    <w:t>Invalid</w:t>
+                  </w:r>
+                </w:p>
+              </w:tc>
+              <w:tc>
+                <w:tcPr>
+                  <w:tcW w:w="2813" w:type="dxa"/>
+                  <w:tcMar>
+                    <w:top w:w="100" w:type="dxa"/>
+                    <w:left w:w="100" w:type="dxa"/>
+                    <w:bottom w:w="100" w:type="dxa"/>
+                    <w:right w:w="100" w:type="dxa"/>
+                  </w:tcMar>
+                </w:tcPr>
+                <w:p>
+                  <w:pPr>
+                    <w:widowControl w:val="0"/>
+                    <w:spacing w:line="240" w:lineRule="auto"/>
+                    <w:ind w:left="0"/>
+                  </w:pPr>
+                  <w:r>
+                    <w:t>Row less than 1 invalid</w:t>
+                  </w:r>
+                </w:p>
+              </w:tc>
+            </w:tr>
+            <w:tr>
+              <w:tc>
+                <w:tcPr>
+                  <w:tcW w:w="2813" w:type="dxa"/>
+                  <w:tcMar>
+                    <w:top w:w="100" w:type="dxa"/>
+                    <w:left w:w="100" w:type="dxa"/>
+                    <w:bottom w:w="100" w:type="dxa"/>
+                    <w:right w:w="100" w:type="dxa"/>
+                  </w:tcMar>
+                </w:tcPr>
+                <w:p>
+                  <w:pPr>
+                    <w:widowControl w:val="0"/>
+                    <w:spacing w:line="240" w:lineRule="auto"/>
+                    <w:ind w:left="0"/>
+                  </w:pPr>
+                  <w:r>
+                    <w:t>SU</w:t>
+                  </w:r>
+                </w:p>
+                <w:p>
+                  <w:pPr>
+                    <w:widowControl w:val="0"/>
+                    <w:spacing w:line="240" w:lineRule="auto"/>
+                    <w:ind w:left="0"/>
+                  </w:pPr>
+                  <w:r>
+                    <w:t>R65</w:t>
+                  </w:r>
+                </w:p>
+              </w:tc>
+              <w:tc>
+                <w:tcPr>
+                  <w:tcW w:w="2813" w:type="dxa"/>
+                  <w:tcMar>
+                    <w:top w:w="100" w:type="dxa"/>
+                    <w:left w:w="100" w:type="dxa"/>
+                    <w:bottom w:w="100" w:type="dxa"/>
+                    <w:right w:w="100" w:type="dxa"/>
+                  </w:tcMar>
+                </w:tcPr>
+                <w:p>
+                  <w:pPr>
+                    <w:widowControl w:val="0"/>
+                    <w:spacing w:line="240" w:lineRule="auto"/>
+                    <w:ind w:left="0"/>
+                  </w:pPr>
+                  <w:r>
+                    <w:t>Invalid row</w:t>
+                  </w:r>
+                </w:p>
+              </w:tc>
+              <w:tc>
+                <w:tcPr>
+                  <w:tcW w:w="2813" w:type="dxa"/>
+                  <w:tcMar>
+                    <w:top w:w="100" w:type="dxa"/>
+                    <w:left w:w="100" w:type="dxa"/>
+                    <w:bottom w:w="100" w:type="dxa"/>
+                    <w:right w:w="100" w:type="dxa"/>
+                  </w:tcMar>
+                </w:tcPr>
+                <w:p>
+                  <w:pPr>
+                    <w:widowControl w:val="0"/>
+                    <w:spacing w:line="240" w:lineRule="auto"/>
+                    <w:ind w:left="0"/>
+                  </w:pPr>
+                  <w:r>
+                    <w:t>Row &gt; 60 invalid</w:t>
+                  </w:r>
+                </w:p>
+              </w:tc>
+            </w:tr>
+            <w:tr>
+              <w:tc>
+                <w:tcPr>
+                  <w:tcW w:w="2813" w:type="dxa"/>
+                  <w:tcMar>
+                    <w:top w:w="100" w:type="dxa"/>
+                    <w:left w:w="100" w:type="dxa"/>
+                    <w:bottom w:w="100" w:type="dxa"/>
+                    <w:right w:w="100" w:type="dxa"/>
+                  </w:tcMar>
+                </w:tcPr>
+                <w:p>
+                  <w:pPr>
+                    <w:widowControl w:val="0"/>
+                    <w:spacing w:line="240" w:lineRule="auto"/>
+                    <w:ind w:left="0"/>
+                  </w:pPr>
+                  <w:r>
+                    <w:t>SF</w:t>
+                  </w:r>
+                </w:p>
+                <w:p>
+                  <w:pPr>
+                    <w:widowControl w:val="0"/>
+                    <w:spacing w:line="240" w:lineRule="auto"/>
+                    <w:ind w:left="0"/>
+                  </w:pPr>
+                  <w:r>
+                    <w:t>R31</w:t>
+                  </w:r>
+                </w:p>
+              </w:tc>
+              <w:tc>
+                <w:tcPr>
+                  <w:tcW w:w="2813" w:type="dxa"/>
+                  <w:tcMar>
+                    <w:top w:w="100" w:type="dxa"/>
+                    <w:left w:w="100" w:type="dxa"/>
+                    <w:bottom w:w="100" w:type="dxa"/>
+                    <w:right w:w="100" w:type="dxa"/>
+                  </w:tcMar>
+                </w:tcPr>
+                <w:p>
+                  <w:pPr>
+                    <w:widowControl w:val="0"/>
+                    <w:spacing w:line="240" w:lineRule="auto"/>
+                    <w:ind w:left="0"/>
+                  </w:pPr>
+                  <w:r>
+                    <w:t>invalid</w:t>
+                  </w:r>
+                </w:p>
+              </w:tc>
+              <w:tc>
+                <w:tcPr>
+                  <w:tcW w:w="2813" w:type="dxa"/>
+                  <w:tcMar>
+                    <w:top w:w="100" w:type="dxa"/>
+                    <w:left w:w="100" w:type="dxa"/>
+                    <w:bottom w:w="100" w:type="dxa"/>
+                    <w:right w:w="100" w:type="dxa"/>
+                  </w:tcMar>
+                </w:tcPr>
+                <w:p>
+                  <w:pPr>
+                    <w:widowControl w:val="0"/>
+                    <w:spacing w:line="240" w:lineRule="auto"/>
+                    <w:ind w:left="0"/>
+                  </w:pPr>
+                  <w:r>
+                    <w:t>Row in F &gt;30 invalid</w:t>
+                  </w:r>
+                </w:p>
+              </w:tc>
+            </w:tr>
+          </w:tbl>
+          <w:p>
+            <w:pPr>
+              <w:spacing w:line="240" w:lineRule="auto"/>
+              <w:ind w:left="0"/>
+            </w:pPr>
+          </w:p>
+          <w:p>
+            <w:pPr>
+              <w:spacing w:line="240" w:lineRule="auto"/>
+              <w:ind w:left="0"/>
+            </w:pPr>
+            <w:r>
+              <w:t xml:space="preserve">Write an algorithm on paper for evaluating the </w:t>
+            </w:r>
+            <w:proofErr w:type="gramStart"/>
+            <w:r>
+              <w:t>row  based</w:t>
+            </w:r>
+            <w:proofErr w:type="gramEnd"/>
+            <w:r>
+              <w:t xml:space="preserve"> on your learnings from the test cases. Take a picture and insert below. </w:t>
+            </w:r>
+          </w:p>
+          <w:p>
+            <w:pPr>
+              <w:spacing w:line="240" w:lineRule="auto"/>
+              <w:ind w:left="0"/>
+            </w:pPr>
+          </w:p>
+          <w:p>
+            <w:pPr>
+              <w:spacing w:line="240" w:lineRule="auto"/>
+              <w:ind w:left="0"/>
+            </w:pPr>
+            <w:r>
+              <w:rPr>
+                <w:noProof/>
+              </w:rPr>
+              <w:drawing>
+                <wp:inline distT="0" distB="0" distL="0" distR="0" wp14:anchorId="0EBEA3C1" wp14:editId="60054B08">
+                  <wp:extent cx="2648060" cy="3523406"/>
+                  <wp:effectExtent l="0" t="0" r="0" b="1270"/>
+                  <wp:docPr id="522298069" name="Picture 4"/>
+                  <wp:cNvGraphicFramePr>
+                    <a:graphicFrameLocks xmlns:a="http://schemas.openxmlformats.org/drawingml/2006/main" noChangeAspect="1"/>
+                  </wp:cNvGraphicFramePr>
+                  <a:graphic xmlns:a="http://schemas.openxmlformats.org/drawingml/2006/main">
+                    <a:graphicData uri="http://schemas.openxmlformats.org/drawingml/2006/picture">
+                      <pic:pic xmlns:pic="http://schemas.openxmlformats.org/drawingml/2006/picture">
+                        <pic:nvPicPr>
+                          <pic:cNvPr id="522298069" name="Picture 522298069"/>
+                          <pic:cNvPicPr/>
+                        </pic:nvPicPr>
+                        <pic:blipFill>
+                          <a:blip r:embed="rId14">
+                            <a:extLst>
+                              <a:ext uri="{28A0092B-C50C-407E-A947-70E740481C1C}">
+                                <a14:useLocalDpi xmlns:a14="http://schemas.microsoft.com/office/drawing/2010/main" val="0"/>
+                              </a:ext>
+                            </a:extLst>
+                          </a:blip>
+                          <a:stretch>
+                            <a:fillRect/>
+                          </a:stretch>
+                        </pic:blipFill>
+                        <pic:spPr>
+                          <a:xfrm>
+                            <a:off x="0" y="0"/>
+                            <a:ext cx="2652287" cy="3529030"/>
+                          </a:xfrm>
+                          <a:prstGeom prst="rect">
+                            <a:avLst/>
+                          </a:prstGeom>
+                        </pic:spPr>
+                      </pic:pic>
+                    </a:graphicData>
+                  </a:graphic>
+                </wp:inline>
+              </w:drawing>
+            </w:r>
+          </w:p>
+          <w:p>
+            <w:pPr>
+              <w:spacing w:line="240" w:lineRule="auto"/>
+              <w:ind w:left="0"/>
+            </w:pPr>
+          </w:p>
+          <w:p>
+            <w:pPr>
+              <w:spacing w:line="240" w:lineRule="auto"/>
+              <w:ind w:left="0"/>
+            </w:pPr>
+          </w:p>
+        </w:tc>
+      </w:tr>
+      <w:tr>
+        <w:tc>
+          <w:tcPr>
+            <w:tcW w:w="8640" w:type="dxa"/>
+            <w:shd w:val="clear" w:color="auto" w:fill="FFF2CC"/>
+            <w:tcMar>
+              <w:top w:w="100" w:type="dxa"/>
+              <w:left w:w="100" w:type="dxa"/>
+              <w:bottom w:w="100" w:type="dxa"/>
+              <w:right w:w="100" w:type="dxa"/>
+            </w:tcMar>
+          </w:tcPr>
+          <w:p>
+            <w:pPr>
+              <w:spacing w:line="240" w:lineRule="auto"/>
+              <w:ind w:left="0"/>
+            </w:pPr>
+            <w:r>
+              <w:lastRenderedPageBreak/>
+              <w:t xml:space="preserve">Explain the algorithm you chose </w:t>
+            </w:r>
+            <w:r>
+              <w:rPr>
+                <w:b/>
+              </w:rPr>
+              <w:t>nested if</w:t>
+            </w:r>
+            <w:r>
+              <w:t xml:space="preserve"> vs </w:t>
+            </w:r>
+            <w:r>
+              <w:rPr>
+                <w:b/>
+              </w:rPr>
+              <w:t>multi-way if</w:t>
+            </w:r>
+            <w:r>
+              <w:t xml:space="preserve"> vs </w:t>
+            </w:r>
+            <w:r>
+              <w:rPr>
+                <w:b/>
+              </w:rPr>
+              <w:t>switch</w:t>
+            </w:r>
+            <w:r>
+              <w:t xml:space="preserve"> for the two tasks above</w:t>
+            </w:r>
+          </w:p>
+          <w:p>
+            <w:pPr>
+              <w:spacing w:line="240" w:lineRule="auto"/>
+              <w:ind w:left="0"/>
+            </w:pPr>
+          </w:p>
+          <w:p>
+            <w:pPr>
+              <w:spacing w:line="240" w:lineRule="auto"/>
+              <w:ind w:left="0"/>
+            </w:pPr>
+            <w:r>
+              <w:t>1. Explain the algorithm you chose for evaluating the section input.</w:t>
+            </w:r>
+          </w:p>
+          <w:p>
+            <w:pPr>
+              <w:spacing w:line="240" w:lineRule="auto"/>
+              <w:ind w:left="0"/>
+            </w:pPr>
+          </w:p>
+          <w:p>
+            <w:pPr>
+              <w:spacing w:line="240" w:lineRule="auto"/>
+              <w:ind w:left="0"/>
+              <w:rPr>
+                <w:color w:val="FF0000"/>
+              </w:rPr>
+            </w:pPr>
+            <w:r>
+              <w:rPr>
+                <w:color w:val="FF0000"/>
+              </w:rPr>
+              <w:t xml:space="preserve">I </w:t>
+            </w:r>
+            <w:proofErr w:type="spellStart"/>
+            <w:r>
+              <w:rPr>
+                <w:color w:val="FF0000"/>
+              </w:rPr>
+              <w:t>an</w:t>
+            </w:r>
+            <w:proofErr w:type="spellEnd"/>
+            <w:r>
+              <w:rPr>
+                <w:color w:val="FF0000"/>
+              </w:rPr>
+              <w:t xml:space="preserve"> IF, ELSE IF, ELSE selection tool. </w:t>
+            </w:r>
+            <w:r>
+              <w:rPr>
+                <w:color w:val="FF0000"/>
+              </w:rPr>
+              <w:t>This was we can tell if its &lt; or &gt; or &lt;= or &gt;=</w:t>
+            </w:r>
+          </w:p>
+          <w:p>
+            <w:pPr>
+              <w:spacing w:line="240" w:lineRule="auto"/>
+              <w:ind w:left="0"/>
+            </w:pPr>
+            <w:r>
+              <w:br/>
+              <w:t>2. Explain the algorithm you chose for evaluating the row to determine price.</w:t>
+            </w:r>
+          </w:p>
+          <w:p>
+            <w:pPr>
+              <w:spacing w:line="240" w:lineRule="auto"/>
+              <w:ind w:left="0"/>
+              <w:rPr>
+                <w:color w:val="FF0000"/>
+              </w:rPr>
+            </w:pPr>
+            <w:r>
+              <w:rPr>
+                <w:color w:val="FF0000"/>
+              </w:rPr>
+              <w:t xml:space="preserve">I used a Boolean algorithm with an IF, ELSE IF, ELSE selection tool. </w:t>
+            </w:r>
+          </w:p>
+          <w:p>
+            <w:pPr>
+              <w:spacing w:before="240" w:after="240" w:line="240" w:lineRule="auto"/>
+              <w:ind w:left="0"/>
+            </w:pPr>
+          </w:p>
+        </w:tc>
+      </w:tr>
+      <w:tr>
+        <w:tc>
+          <w:tcPr>
+            <w:tcW w:w="8640" w:type="dxa"/>
+            <w:shd w:val="clear" w:color="auto" w:fill="FFF2CC"/>
+            <w:tcMar>
+              <w:top w:w="100" w:type="dxa"/>
+              <w:left w:w="100" w:type="dxa"/>
+              <w:bottom w:w="100" w:type="dxa"/>
+              <w:right w:w="100" w:type="dxa"/>
+            </w:tcMar>
+          </w:tcPr>
+          <w:p>
+            <w:pPr>
+              <w:spacing w:line="240" w:lineRule="auto"/>
+              <w:ind w:left="0"/>
+            </w:pPr>
+          </w:p>
+        </w:tc>
+      </w:tr>
+    </w:tbl>
     <w:p/>
     <w:p/>
     <w:p>
